--- a/Tyler/Python_Vue/Tyler_Roberts.docx
+++ b/Tyler/Python_Vue/Tyler_Roberts.docx
@@ -44,7 +44,7 @@
           <w:sz w:val="19"/>
           <w:szCs w:val="19"/>
         </w:rPr>
-        <w:t>tyler.roberts.1991@outlook.com | linkedin.com/in/tyler-roberts-3b839b3a9 | Florida, United States | +1 (725) 258-7943</w:t>
+        <w:t>tylerrdev@outlook.com | linkedin.com/in/tyler-roberts-76a8193b2/ | Florida, United States | +1 (321) 376-7095</w:t>
       </w:r>
     </w:p>
     <w:p>
@@ -54,6 +54,8 @@
         </w:pBdr>
         <w:spacing w:before="120" w:after="80"/>
       </w:pPr>
+      <w:bookmarkStart w:id="0" w:name="_GoBack"/>
+      <w:bookmarkEnd w:id="0"/>
       <w:r>
         <w:rPr>
           <w:b/>
@@ -91,17 +93,8 @@
           <w:rStyle w:val="Strong"/>
           <w:rFonts w:ascii="Arial" w:hAnsi="Arial" w:cs="Arial"/>
         </w:rPr>
-        <w:t xml:space="preserve">cloud-native </w:t>
-      </w:r>
-      <w:proofErr w:type="spellStart"/>
-      <w:r>
-        <w:rPr>
-          <w:rStyle w:val="Strong"/>
-          <w:rFonts w:ascii="Arial" w:hAnsi="Arial" w:cs="Arial"/>
-        </w:rPr>
-        <w:t>SaaS</w:t>
-      </w:r>
-      <w:proofErr w:type="spellEnd"/>
+        <w:t>cloud-native SaaS</w:t>
+      </w:r>
       <w:r>
         <w:rPr>
           <w:rFonts w:ascii="Arial" w:hAnsi="Arial" w:cs="Arial"/>
@@ -113,17 +106,8 @@
           <w:rStyle w:val="Strong"/>
           <w:rFonts w:ascii="Arial" w:hAnsi="Arial" w:cs="Arial"/>
         </w:rPr>
-        <w:t xml:space="preserve">Python </w:t>
-      </w:r>
-      <w:proofErr w:type="spellStart"/>
-      <w:r>
-        <w:rPr>
-          <w:rStyle w:val="Strong"/>
-          <w:rFonts w:ascii="Arial" w:hAnsi="Arial" w:cs="Arial"/>
-        </w:rPr>
-        <w:t>backends</w:t>
-      </w:r>
-      <w:proofErr w:type="spellEnd"/>
+        <w:t>Python backends</w:t>
+      </w:r>
       <w:r>
         <w:rPr>
           <w:rFonts w:ascii="Arial" w:hAnsi="Arial" w:cs="Arial"/>
@@ -154,14 +138,7 @@
         <w:rPr>
           <w:rFonts w:ascii="Arial" w:hAnsi="Arial" w:cs="Arial"/>
         </w:rPr>
-        <w:t xml:space="preserve"> delivery. </w:t>
-      </w:r>
-      <w:proofErr w:type="gramStart"/>
-      <w:r>
-        <w:rPr>
-          <w:rFonts w:ascii="Arial" w:hAnsi="Arial" w:cs="Arial"/>
-        </w:rPr>
-        <w:t xml:space="preserve">Experienced in designing </w:t>
+        <w:t xml:space="preserve"> delivery. Experienced in designing </w:t>
       </w:r>
       <w:r>
         <w:rPr>
@@ -213,14 +190,7 @@
         <w:rPr>
           <w:rFonts w:ascii="Arial" w:hAnsi="Arial" w:cs="Arial"/>
         </w:rPr>
-        <w:t>, while shipping clean, maintainable UI features with disciplined component architecture.</w:t>
-      </w:r>
-      <w:proofErr w:type="gramEnd"/>
-      <w:r>
-        <w:rPr>
-          <w:rFonts w:ascii="Arial" w:hAnsi="Arial" w:cs="Arial"/>
-        </w:rPr>
-        <w:t xml:space="preserve"> Known for owning </w:t>
+        <w:t xml:space="preserve">, while shipping clean, maintainable UI features with disciplined component architecture. Known for owning </w:t>
       </w:r>
       <w:r>
         <w:rPr>
@@ -248,7 +218,6 @@
         </w:rPr>
         <w:t xml:space="preserve">, </w:t>
       </w:r>
-      <w:proofErr w:type="spellStart"/>
       <w:r>
         <w:rPr>
           <w:rStyle w:val="Strong"/>
@@ -256,14 +225,12 @@
         </w:rPr>
         <w:t>webhooks</w:t>
       </w:r>
-      <w:proofErr w:type="spellEnd"/>
-      <w:r>
-        <w:rPr>
-          <w:rFonts w:ascii="Arial" w:hAnsi="Arial" w:cs="Arial"/>
-        </w:rPr>
-        <w:t xml:space="preserve">, </w:t>
-      </w:r>
-      <w:proofErr w:type="spellStart"/>
+      <w:r>
+        <w:rPr>
+          <w:rFonts w:ascii="Arial" w:hAnsi="Arial" w:cs="Arial"/>
+        </w:rPr>
+        <w:t xml:space="preserve">, </w:t>
+      </w:r>
       <w:r>
         <w:rPr>
           <w:rStyle w:val="Strong"/>
@@ -271,7 +238,6 @@
         </w:rPr>
         <w:t>idempotency</w:t>
       </w:r>
-      <w:proofErr w:type="spellEnd"/>
       <w:r>
         <w:rPr>
           <w:rFonts w:ascii="Arial" w:hAnsi="Arial" w:cs="Arial"/>
@@ -291,7 +257,6 @@
         </w:rPr>
         <w:t xml:space="preserve">, and production-grade </w:t>
       </w:r>
-      <w:proofErr w:type="spellStart"/>
       <w:r>
         <w:rPr>
           <w:rStyle w:val="Strong"/>
@@ -299,7 +264,6 @@
         </w:rPr>
         <w:t>observability</w:t>
       </w:r>
-      <w:proofErr w:type="spellEnd"/>
       <w:r>
         <w:rPr>
           <w:rFonts w:ascii="Arial" w:hAnsi="Arial" w:cs="Arial"/>
@@ -403,74 +367,40 @@
         </w:rPr>
         <w:t xml:space="preserve">, </w:t>
       </w:r>
-      <w:proofErr w:type="spellStart"/>
-      <w:r>
-        <w:rPr>
-          <w:rStyle w:val="Strong"/>
-          <w:rFonts w:ascii="Arial" w:hAnsi="Arial" w:cs="Arial"/>
-          <w:sz w:val="20"/>
-          <w:szCs w:val="20"/>
-        </w:rPr>
-        <w:t>Vue</w:t>
-      </w:r>
-      <w:proofErr w:type="spellEnd"/>
-      <w:r>
-        <w:rPr>
-          <w:rStyle w:val="Strong"/>
-          <w:rFonts w:ascii="Arial" w:hAnsi="Arial" w:cs="Arial"/>
-          <w:sz w:val="20"/>
-          <w:szCs w:val="20"/>
-        </w:rPr>
-        <w:t xml:space="preserve"> Router</w:t>
-      </w:r>
-      <w:r>
-        <w:rPr>
-          <w:rFonts w:ascii="Arial" w:hAnsi="Arial" w:cs="Arial"/>
-          <w:sz w:val="20"/>
-          <w:szCs w:val="20"/>
-        </w:rPr>
-        <w:t xml:space="preserve">, </w:t>
-      </w:r>
-      <w:proofErr w:type="spellStart"/>
-      <w:r>
-        <w:rPr>
-          <w:rStyle w:val="Strong"/>
-          <w:rFonts w:ascii="Arial" w:hAnsi="Arial" w:cs="Arial"/>
-          <w:sz w:val="20"/>
-          <w:szCs w:val="20"/>
-        </w:rPr>
-        <w:t>Pinia</w:t>
-      </w:r>
-      <w:proofErr w:type="spellEnd"/>
-      <w:r>
-        <w:rPr>
-          <w:rStyle w:val="Strong"/>
-          <w:rFonts w:ascii="Arial" w:hAnsi="Arial" w:cs="Arial"/>
-          <w:sz w:val="20"/>
-          <w:szCs w:val="20"/>
-        </w:rPr>
-        <w:t>/</w:t>
-      </w:r>
-      <w:proofErr w:type="spellStart"/>
-      <w:r>
-        <w:rPr>
-          <w:rStyle w:val="Strong"/>
-          <w:rFonts w:ascii="Arial" w:hAnsi="Arial" w:cs="Arial"/>
-          <w:sz w:val="20"/>
-          <w:szCs w:val="20"/>
-        </w:rPr>
-        <w:t>Vuex</w:t>
-      </w:r>
-      <w:proofErr w:type="spellEnd"/>
-      <w:r>
-        <w:rPr>
-          <w:rFonts w:ascii="Arial" w:hAnsi="Arial" w:cs="Arial"/>
-          <w:sz w:val="20"/>
-          <w:szCs w:val="20"/>
-        </w:rPr>
-        <w:t xml:space="preserve">, </w:t>
-      </w:r>
-      <w:proofErr w:type="spellStart"/>
+      <w:r>
+        <w:rPr>
+          <w:rStyle w:val="Strong"/>
+          <w:rFonts w:ascii="Arial" w:hAnsi="Arial" w:cs="Arial"/>
+          <w:sz w:val="20"/>
+          <w:szCs w:val="20"/>
+        </w:rPr>
+        <w:t>Vue Router</w:t>
+      </w:r>
+      <w:r>
+        <w:rPr>
+          <w:rFonts w:ascii="Arial" w:hAnsi="Arial" w:cs="Arial"/>
+          <w:sz w:val="20"/>
+          <w:szCs w:val="20"/>
+        </w:rPr>
+        <w:t xml:space="preserve">, </w:t>
+      </w:r>
+      <w:r>
+        <w:rPr>
+          <w:rStyle w:val="Strong"/>
+          <w:rFonts w:ascii="Arial" w:hAnsi="Arial" w:cs="Arial"/>
+          <w:sz w:val="20"/>
+          <w:szCs w:val="20"/>
+        </w:rPr>
+        <w:t>Pinia/Vuex</w:t>
+      </w:r>
+      <w:r>
+        <w:rPr>
+          <w:rFonts w:ascii="Arial" w:hAnsi="Arial" w:cs="Arial"/>
+          <w:sz w:val="20"/>
+          <w:szCs w:val="20"/>
+        </w:rPr>
+        <w:t xml:space="preserve">, </w:t>
+      </w:r>
       <w:r>
         <w:rPr>
           <w:rStyle w:val="Strong"/>
@@ -480,16 +410,14 @@
         </w:rPr>
         <w:t>Vite</w:t>
       </w:r>
-      <w:proofErr w:type="spellEnd"/>
-      <w:r>
-        <w:rPr>
-          <w:rFonts w:ascii="Arial" w:hAnsi="Arial" w:cs="Arial"/>
-          <w:sz w:val="20"/>
-          <w:szCs w:val="20"/>
-        </w:rPr>
-        <w:t xml:space="preserve">, </w:t>
-      </w:r>
-      <w:proofErr w:type="spellStart"/>
+      <w:r>
+        <w:rPr>
+          <w:rFonts w:ascii="Arial" w:hAnsi="Arial" w:cs="Arial"/>
+          <w:sz w:val="20"/>
+          <w:szCs w:val="20"/>
+        </w:rPr>
+        <w:t xml:space="preserve">, </w:t>
+      </w:r>
       <w:r>
         <w:rPr>
           <w:rStyle w:val="Strong"/>
@@ -499,7 +427,6 @@
         </w:rPr>
         <w:t>TypeScript</w:t>
       </w:r>
-      <w:proofErr w:type="spellEnd"/>
       <w:r>
         <w:rPr>
           <w:rFonts w:ascii="Arial" w:hAnsi="Arial" w:cs="Arial"/>
@@ -617,7 +544,6 @@
         </w:rPr>
         <w:t xml:space="preserve">, </w:t>
       </w:r>
-      <w:proofErr w:type="spellStart"/>
       <w:r>
         <w:rPr>
           <w:rStyle w:val="Strong"/>
@@ -627,7 +553,6 @@
         </w:rPr>
         <w:t>FastAPI</w:t>
       </w:r>
-      <w:proofErr w:type="spellEnd"/>
       <w:r>
         <w:rPr>
           <w:rFonts w:ascii="Arial" w:hAnsi="Arial" w:cs="Arial"/>
@@ -653,35 +578,23 @@
         </w:rPr>
         <w:t xml:space="preserve">, </w:t>
       </w:r>
-      <w:proofErr w:type="spellStart"/>
-      <w:r>
-        <w:rPr>
-          <w:rStyle w:val="Strong"/>
-          <w:rFonts w:ascii="Arial" w:hAnsi="Arial" w:cs="Arial"/>
-          <w:sz w:val="20"/>
-          <w:szCs w:val="20"/>
-        </w:rPr>
-        <w:t>Django</w:t>
-      </w:r>
-      <w:proofErr w:type="spellEnd"/>
-      <w:r>
-        <w:rPr>
-          <w:rStyle w:val="Strong"/>
-          <w:rFonts w:ascii="Arial" w:hAnsi="Arial" w:cs="Arial"/>
-          <w:sz w:val="20"/>
-          <w:szCs w:val="20"/>
-        </w:rPr>
-        <w:t xml:space="preserve"> REST Framework</w:t>
-      </w:r>
-      <w:r>
-        <w:rPr>
-          <w:rFonts w:ascii="Arial" w:hAnsi="Arial" w:cs="Arial"/>
-          <w:sz w:val="20"/>
-          <w:szCs w:val="20"/>
-        </w:rPr>
-        <w:t xml:space="preserve">, </w:t>
-      </w:r>
-      <w:proofErr w:type="spellStart"/>
+      <w:r>
+        <w:rPr>
+          <w:rStyle w:val="Strong"/>
+          <w:rFonts w:ascii="Arial" w:hAnsi="Arial" w:cs="Arial"/>
+          <w:sz w:val="20"/>
+          <w:szCs w:val="20"/>
+        </w:rPr>
+        <w:t>Django REST Framework</w:t>
+      </w:r>
+      <w:r>
+        <w:rPr>
+          <w:rFonts w:ascii="Arial" w:hAnsi="Arial" w:cs="Arial"/>
+          <w:sz w:val="20"/>
+          <w:szCs w:val="20"/>
+        </w:rPr>
+        <w:t xml:space="preserve">, </w:t>
+      </w:r>
       <w:r>
         <w:rPr>
           <w:rStyle w:val="Strong"/>
@@ -691,16 +604,14 @@
         </w:rPr>
         <w:t>Pydantic</w:t>
       </w:r>
-      <w:proofErr w:type="spellEnd"/>
-      <w:r>
-        <w:rPr>
-          <w:rFonts w:ascii="Arial" w:hAnsi="Arial" w:cs="Arial"/>
-          <w:sz w:val="20"/>
-          <w:szCs w:val="20"/>
-        </w:rPr>
-        <w:t xml:space="preserve">, </w:t>
-      </w:r>
-      <w:proofErr w:type="spellStart"/>
+      <w:r>
+        <w:rPr>
+          <w:rFonts w:ascii="Arial" w:hAnsi="Arial" w:cs="Arial"/>
+          <w:sz w:val="20"/>
+          <w:szCs w:val="20"/>
+        </w:rPr>
+        <w:t xml:space="preserve">, </w:t>
+      </w:r>
       <w:r>
         <w:rPr>
           <w:rStyle w:val="Strong"/>
@@ -710,7 +621,6 @@
         </w:rPr>
         <w:t>SQLAlchemy</w:t>
       </w:r>
-      <w:proofErr w:type="spellEnd"/>
       <w:r>
         <w:rPr>
           <w:rFonts w:ascii="Arial" w:hAnsi="Arial" w:cs="Arial"/>
@@ -753,7 +663,6 @@
         </w:rPr>
         <w:t xml:space="preserve">, </w:t>
       </w:r>
-      <w:proofErr w:type="spellStart"/>
       <w:r>
         <w:rPr>
           <w:rStyle w:val="Strong"/>
@@ -763,7 +672,6 @@
         </w:rPr>
         <w:t>Asyncio</w:t>
       </w:r>
-      <w:proofErr w:type="spellEnd"/>
       <w:r>
         <w:rPr>
           <w:rFonts w:ascii="Arial" w:hAnsi="Arial" w:cs="Arial"/>
@@ -789,7 +697,6 @@
         </w:rPr>
         <w:t xml:space="preserve">, </w:t>
       </w:r>
-      <w:proofErr w:type="spellStart"/>
       <w:r>
         <w:rPr>
           <w:rStyle w:val="Strong"/>
@@ -799,7 +706,6 @@
         </w:rPr>
         <w:t>webhooks</w:t>
       </w:r>
-      <w:proofErr w:type="spellEnd"/>
       <w:r>
         <w:rPr>
           <w:rFonts w:ascii="Arial" w:hAnsi="Arial" w:cs="Arial"/>
@@ -842,7 +748,6 @@
         </w:rPr>
         <w:t xml:space="preserve">, </w:t>
       </w:r>
-      <w:proofErr w:type="spellStart"/>
       <w:r>
         <w:rPr>
           <w:rStyle w:val="Strong"/>
@@ -852,7 +757,6 @@
         </w:rPr>
         <w:t>microservices</w:t>
       </w:r>
-      <w:proofErr w:type="spellEnd"/>
       <w:r>
         <w:rPr>
           <w:rFonts w:ascii="Arial" w:hAnsi="Arial" w:cs="Arial"/>
@@ -919,7 +823,6 @@
         </w:rPr>
         <w:t xml:space="preserve"> - Relational: </w:t>
       </w:r>
-      <w:proofErr w:type="spellStart"/>
       <w:r>
         <w:rPr>
           <w:rStyle w:val="Strong"/>
@@ -929,7 +832,6 @@
         </w:rPr>
         <w:t>PostgreSQL</w:t>
       </w:r>
-      <w:proofErr w:type="spellEnd"/>
       <w:r>
         <w:rPr>
           <w:rFonts w:ascii="Arial" w:hAnsi="Arial" w:cs="Arial"/>
@@ -970,27 +872,8 @@
           <w:sz w:val="20"/>
           <w:szCs w:val="20"/>
         </w:rPr>
-        <w:t xml:space="preserve"> | </w:t>
-      </w:r>
-      <w:proofErr w:type="spellStart"/>
-      <w:r>
-        <w:rPr>
-          <w:rFonts w:ascii="Arial" w:hAnsi="Arial" w:cs="Arial"/>
-          <w:sz w:val="20"/>
-          <w:szCs w:val="20"/>
-        </w:rPr>
-        <w:t>NoSQL</w:t>
-      </w:r>
-      <w:proofErr w:type="spellEnd"/>
-      <w:r>
-        <w:rPr>
-          <w:rFonts w:ascii="Arial" w:hAnsi="Arial" w:cs="Arial"/>
-          <w:sz w:val="20"/>
-          <w:szCs w:val="20"/>
-        </w:rPr>
-        <w:t xml:space="preserve">: </w:t>
-      </w:r>
-      <w:proofErr w:type="spellStart"/>
+        <w:t xml:space="preserve"> | NoSQL: </w:t>
+      </w:r>
       <w:r>
         <w:rPr>
           <w:rStyle w:val="Strong"/>
@@ -1000,16 +883,14 @@
         </w:rPr>
         <w:t>Redis</w:t>
       </w:r>
-      <w:proofErr w:type="spellEnd"/>
-      <w:r>
-        <w:rPr>
-          <w:rFonts w:ascii="Arial" w:hAnsi="Arial" w:cs="Arial"/>
-          <w:sz w:val="20"/>
-          <w:szCs w:val="20"/>
-        </w:rPr>
-        <w:t xml:space="preserve">, </w:t>
-      </w:r>
-      <w:proofErr w:type="spellStart"/>
+      <w:r>
+        <w:rPr>
+          <w:rFonts w:ascii="Arial" w:hAnsi="Arial" w:cs="Arial"/>
+          <w:sz w:val="20"/>
+          <w:szCs w:val="20"/>
+        </w:rPr>
+        <w:t xml:space="preserve">, </w:t>
+      </w:r>
       <w:r>
         <w:rPr>
           <w:rStyle w:val="Strong"/>
@@ -1019,16 +900,14 @@
         </w:rPr>
         <w:t>MongoDB</w:t>
       </w:r>
-      <w:proofErr w:type="spellEnd"/>
-      <w:r>
-        <w:rPr>
-          <w:rFonts w:ascii="Arial" w:hAnsi="Arial" w:cs="Arial"/>
-          <w:sz w:val="20"/>
-          <w:szCs w:val="20"/>
-        </w:rPr>
-        <w:t xml:space="preserve">, </w:t>
-      </w:r>
-      <w:proofErr w:type="spellStart"/>
+      <w:r>
+        <w:rPr>
+          <w:rFonts w:ascii="Arial" w:hAnsi="Arial" w:cs="Arial"/>
+          <w:sz w:val="20"/>
+          <w:szCs w:val="20"/>
+        </w:rPr>
+        <w:t xml:space="preserve">, </w:t>
+      </w:r>
       <w:r>
         <w:rPr>
           <w:rStyle w:val="Strong"/>
@@ -1038,7 +917,6 @@
         </w:rPr>
         <w:t>DynamoDB</w:t>
       </w:r>
-      <w:proofErr w:type="spellEnd"/>
       <w:r>
         <w:rPr>
           <w:rFonts w:ascii="Arial" w:hAnsi="Arial" w:cs="Arial"/>
@@ -1081,7 +959,6 @@
         </w:rPr>
         <w:t xml:space="preserve">, </w:t>
       </w:r>
-      <w:proofErr w:type="spellStart"/>
       <w:r>
         <w:rPr>
           <w:rStyle w:val="Strong"/>
@@ -1091,7 +968,6 @@
         </w:rPr>
         <w:t>RabbitMQ</w:t>
       </w:r>
-      <w:proofErr w:type="spellEnd"/>
       <w:r>
         <w:rPr>
           <w:rFonts w:ascii="Arial" w:hAnsi="Arial" w:cs="Arial"/>
@@ -1100,7 +976,6 @@
         </w:rPr>
         <w:t xml:space="preserve"> | Search: </w:t>
       </w:r>
-      <w:proofErr w:type="spellStart"/>
       <w:r>
         <w:rPr>
           <w:rStyle w:val="Strong"/>
@@ -1110,7 +985,6 @@
         </w:rPr>
         <w:t>Elasticsearch</w:t>
       </w:r>
-      <w:proofErr w:type="spellEnd"/>
       <w:r>
         <w:rPr>
           <w:rFonts w:ascii="Arial" w:hAnsi="Arial" w:cs="Arial"/>
@@ -1153,7 +1027,6 @@
         </w:rPr>
         <w:t xml:space="preserve">, </w:t>
       </w:r>
-      <w:proofErr w:type="spellStart"/>
       <w:r>
         <w:rPr>
           <w:rStyle w:val="Strong"/>
@@ -1163,7 +1036,6 @@
         </w:rPr>
         <w:t>BigQuery</w:t>
       </w:r>
-      <w:proofErr w:type="spellEnd"/>
     </w:p>
     <w:p>
       <w:pPr>
@@ -1186,19 +1058,8 @@
           <w:sz w:val="20"/>
           <w:szCs w:val="20"/>
         </w:rPr>
-        <w:t xml:space="preserve">Cloud &amp; </w:t>
-      </w:r>
-      <w:proofErr w:type="spellStart"/>
-      <w:r>
-        <w:rPr>
-          <w:rStyle w:val="Strong"/>
-          <w:rFonts w:ascii="Arial" w:hAnsi="Arial" w:cs="Arial"/>
-          <w:sz w:val="20"/>
-          <w:szCs w:val="20"/>
-        </w:rPr>
-        <w:t>DevOps</w:t>
-      </w:r>
-      <w:proofErr w:type="spellEnd"/>
+        <w:t>Cloud &amp; DevOps</w:t>
+      </w:r>
       <w:r>
         <w:rPr>
           <w:rFonts w:ascii="Arial" w:hAnsi="Arial" w:cs="Arial"/>
@@ -1309,7 +1170,6 @@
         </w:rPr>
         <w:t xml:space="preserve">, </w:t>
       </w:r>
-      <w:proofErr w:type="spellStart"/>
       <w:r>
         <w:rPr>
           <w:rStyle w:val="Strong"/>
@@ -1319,7 +1179,6 @@
         </w:rPr>
         <w:t>CloudFront</w:t>
       </w:r>
-      <w:proofErr w:type="spellEnd"/>
       <w:r>
         <w:rPr>
           <w:rFonts w:ascii="Arial" w:hAnsi="Arial" w:cs="Arial"/>
@@ -1345,7 +1204,6 @@
         </w:rPr>
         <w:t xml:space="preserve">, </w:t>
       </w:r>
-      <w:proofErr w:type="spellStart"/>
       <w:r>
         <w:rPr>
           <w:rStyle w:val="Strong"/>
@@ -1355,16 +1213,14 @@
         </w:rPr>
         <w:t>DynamoDB</w:t>
       </w:r>
-      <w:proofErr w:type="spellEnd"/>
-      <w:r>
-        <w:rPr>
-          <w:rFonts w:ascii="Arial" w:hAnsi="Arial" w:cs="Arial"/>
-          <w:sz w:val="20"/>
-          <w:szCs w:val="20"/>
-        </w:rPr>
-        <w:t xml:space="preserve">, </w:t>
-      </w:r>
-      <w:proofErr w:type="spellStart"/>
+      <w:r>
+        <w:rPr>
+          <w:rFonts w:ascii="Arial" w:hAnsi="Arial" w:cs="Arial"/>
+          <w:sz w:val="20"/>
+          <w:szCs w:val="20"/>
+        </w:rPr>
+        <w:t xml:space="preserve">, </w:t>
+      </w:r>
       <w:r>
         <w:rPr>
           <w:rStyle w:val="Strong"/>
@@ -1374,16 +1230,14 @@
         </w:rPr>
         <w:t>ElastiCache</w:t>
       </w:r>
-      <w:proofErr w:type="spellEnd"/>
-      <w:r>
-        <w:rPr>
-          <w:rFonts w:ascii="Arial" w:hAnsi="Arial" w:cs="Arial"/>
-          <w:sz w:val="20"/>
-          <w:szCs w:val="20"/>
-        </w:rPr>
-        <w:t xml:space="preserve">, </w:t>
-      </w:r>
-      <w:proofErr w:type="spellStart"/>
+      <w:r>
+        <w:rPr>
+          <w:rFonts w:ascii="Arial" w:hAnsi="Arial" w:cs="Arial"/>
+          <w:sz w:val="20"/>
+          <w:szCs w:val="20"/>
+        </w:rPr>
+        <w:t xml:space="preserve">, </w:t>
+      </w:r>
       <w:r>
         <w:rPr>
           <w:rStyle w:val="Strong"/>
@@ -1393,7 +1247,6 @@
         </w:rPr>
         <w:t>EventBridge</w:t>
       </w:r>
-      <w:proofErr w:type="spellEnd"/>
       <w:r>
         <w:rPr>
           <w:rFonts w:ascii="Arial" w:hAnsi="Arial" w:cs="Arial"/>
@@ -1606,7 +1459,6 @@
         </w:rPr>
         <w:t xml:space="preserve">, </w:t>
       </w:r>
-      <w:proofErr w:type="spellStart"/>
       <w:r>
         <w:rPr>
           <w:rStyle w:val="Strong"/>
@@ -1616,7 +1468,6 @@
         </w:rPr>
         <w:t>BigQuery</w:t>
       </w:r>
-      <w:proofErr w:type="spellEnd"/>
       <w:r>
         <w:rPr>
           <w:rFonts w:ascii="Arial" w:hAnsi="Arial" w:cs="Arial"/>
@@ -1625,7 +1476,6 @@
         </w:rPr>
         <w:t xml:space="preserve"> | </w:t>
       </w:r>
-      <w:proofErr w:type="spellStart"/>
       <w:r>
         <w:rPr>
           <w:rStyle w:val="Strong"/>
@@ -1635,16 +1485,14 @@
         </w:rPr>
         <w:t>Docker</w:t>
       </w:r>
-      <w:proofErr w:type="spellEnd"/>
-      <w:r>
-        <w:rPr>
-          <w:rFonts w:ascii="Arial" w:hAnsi="Arial" w:cs="Arial"/>
-          <w:sz w:val="20"/>
-          <w:szCs w:val="20"/>
-        </w:rPr>
-        <w:t xml:space="preserve">, </w:t>
-      </w:r>
-      <w:proofErr w:type="spellStart"/>
+      <w:r>
+        <w:rPr>
+          <w:rFonts w:ascii="Arial" w:hAnsi="Arial" w:cs="Arial"/>
+          <w:sz w:val="20"/>
+          <w:szCs w:val="20"/>
+        </w:rPr>
+        <w:t xml:space="preserve">, </w:t>
+      </w:r>
       <w:r>
         <w:rPr>
           <w:rStyle w:val="Strong"/>
@@ -1654,7 +1502,6 @@
         </w:rPr>
         <w:t>Kubernetes</w:t>
       </w:r>
-      <w:proofErr w:type="spellEnd"/>
       <w:r>
         <w:rPr>
           <w:rFonts w:ascii="Arial" w:hAnsi="Arial" w:cs="Arial"/>
@@ -1697,7 +1544,6 @@
         </w:rPr>
         <w:t xml:space="preserve">, </w:t>
       </w:r>
-      <w:proofErr w:type="spellStart"/>
       <w:r>
         <w:rPr>
           <w:rStyle w:val="Strong"/>
@@ -1707,16 +1553,14 @@
         </w:rPr>
         <w:t>GitOps</w:t>
       </w:r>
-      <w:proofErr w:type="spellEnd"/>
-      <w:r>
-        <w:rPr>
-          <w:rFonts w:ascii="Arial" w:hAnsi="Arial" w:cs="Arial"/>
-          <w:sz w:val="20"/>
-          <w:szCs w:val="20"/>
-        </w:rPr>
-        <w:t xml:space="preserve">, </w:t>
-      </w:r>
-      <w:proofErr w:type="spellStart"/>
+      <w:r>
+        <w:rPr>
+          <w:rFonts w:ascii="Arial" w:hAnsi="Arial" w:cs="Arial"/>
+          <w:sz w:val="20"/>
+          <w:szCs w:val="20"/>
+        </w:rPr>
+        <w:t xml:space="preserve">, </w:t>
+      </w:r>
       <w:r>
         <w:rPr>
           <w:rStyle w:val="Strong"/>
@@ -1726,16 +1570,14 @@
         </w:rPr>
         <w:t>Terraform</w:t>
       </w:r>
-      <w:proofErr w:type="spellEnd"/>
-      <w:r>
-        <w:rPr>
-          <w:rFonts w:ascii="Arial" w:hAnsi="Arial" w:cs="Arial"/>
-          <w:sz w:val="20"/>
-          <w:szCs w:val="20"/>
-        </w:rPr>
-        <w:t xml:space="preserve">, </w:t>
-      </w:r>
-      <w:proofErr w:type="spellStart"/>
+      <w:r>
+        <w:rPr>
+          <w:rFonts w:ascii="Arial" w:hAnsi="Arial" w:cs="Arial"/>
+          <w:sz w:val="20"/>
+          <w:szCs w:val="20"/>
+        </w:rPr>
+        <w:t xml:space="preserve">, </w:t>
+      </w:r>
       <w:r>
         <w:rPr>
           <w:rStyle w:val="Strong"/>
@@ -1745,7 +1587,6 @@
         </w:rPr>
         <w:t>CloudFormation</w:t>
       </w:r>
-      <w:proofErr w:type="spellEnd"/>
       <w:r>
         <w:rPr>
           <w:rFonts w:ascii="Arial" w:hAnsi="Arial" w:cs="Arial"/>
@@ -1754,53 +1595,31 @@
         </w:rPr>
         <w:t xml:space="preserve">, CI/CD: </w:t>
       </w:r>
-      <w:proofErr w:type="spellStart"/>
-      <w:r>
-        <w:rPr>
-          <w:rStyle w:val="Strong"/>
-          <w:rFonts w:ascii="Arial" w:hAnsi="Arial" w:cs="Arial"/>
-          <w:sz w:val="20"/>
-          <w:szCs w:val="20"/>
-        </w:rPr>
-        <w:t>GitHub</w:t>
-      </w:r>
-      <w:proofErr w:type="spellEnd"/>
-      <w:r>
-        <w:rPr>
-          <w:rStyle w:val="Strong"/>
-          <w:rFonts w:ascii="Arial" w:hAnsi="Arial" w:cs="Arial"/>
-          <w:sz w:val="20"/>
-          <w:szCs w:val="20"/>
-        </w:rPr>
-        <w:t xml:space="preserve"> Actions</w:t>
-      </w:r>
-      <w:r>
-        <w:rPr>
-          <w:rFonts w:ascii="Arial" w:hAnsi="Arial" w:cs="Arial"/>
-          <w:sz w:val="20"/>
-          <w:szCs w:val="20"/>
-        </w:rPr>
-        <w:t xml:space="preserve">, </w:t>
-      </w:r>
-      <w:proofErr w:type="spellStart"/>
-      <w:r>
-        <w:rPr>
-          <w:rStyle w:val="Strong"/>
-          <w:rFonts w:ascii="Arial" w:hAnsi="Arial" w:cs="Arial"/>
-          <w:sz w:val="20"/>
-          <w:szCs w:val="20"/>
-        </w:rPr>
-        <w:t>GitLab</w:t>
-      </w:r>
-      <w:proofErr w:type="spellEnd"/>
-      <w:r>
-        <w:rPr>
-          <w:rStyle w:val="Strong"/>
-          <w:rFonts w:ascii="Arial" w:hAnsi="Arial" w:cs="Arial"/>
-          <w:sz w:val="20"/>
-          <w:szCs w:val="20"/>
-        </w:rPr>
-        <w:t xml:space="preserve"> CI</w:t>
+      <w:r>
+        <w:rPr>
+          <w:rStyle w:val="Strong"/>
+          <w:rFonts w:ascii="Arial" w:hAnsi="Arial" w:cs="Arial"/>
+          <w:sz w:val="20"/>
+          <w:szCs w:val="20"/>
+        </w:rPr>
+        <w:t>GitHub Actions</w:t>
+      </w:r>
+      <w:r>
+        <w:rPr>
+          <w:rFonts w:ascii="Arial" w:hAnsi="Arial" w:cs="Arial"/>
+          <w:sz w:val="20"/>
+          <w:szCs w:val="20"/>
+        </w:rPr>
+        <w:t xml:space="preserve">, </w:t>
+      </w:r>
+      <w:r>
+        <w:rPr>
+          <w:rStyle w:val="Strong"/>
+          <w:rFonts w:ascii="Arial" w:hAnsi="Arial" w:cs="Arial"/>
+          <w:sz w:val="20"/>
+          <w:szCs w:val="20"/>
+        </w:rPr>
+        <w:t>GitLab CI</w:t>
       </w:r>
       <w:r>
         <w:rPr>
@@ -1834,28 +1653,16 @@
           <w:sz w:val="20"/>
           <w:szCs w:val="20"/>
         </w:rPr>
-        <w:t xml:space="preserve">Azure </w:t>
-      </w:r>
-      <w:proofErr w:type="spellStart"/>
-      <w:r>
-        <w:rPr>
-          <w:rStyle w:val="Strong"/>
-          <w:rFonts w:ascii="Arial" w:hAnsi="Arial" w:cs="Arial"/>
-          <w:sz w:val="20"/>
-          <w:szCs w:val="20"/>
-        </w:rPr>
-        <w:t>DevOps</w:t>
-      </w:r>
-      <w:proofErr w:type="spellEnd"/>
-      <w:r>
-        <w:rPr>
-          <w:rFonts w:ascii="Arial" w:hAnsi="Arial" w:cs="Arial"/>
-          <w:sz w:val="20"/>
-          <w:szCs w:val="20"/>
-        </w:rPr>
-        <w:t xml:space="preserve">, </w:t>
-      </w:r>
-      <w:proofErr w:type="spellStart"/>
+        <w:t>Azure DevOps</w:t>
+      </w:r>
+      <w:r>
+        <w:rPr>
+          <w:rFonts w:ascii="Arial" w:hAnsi="Arial" w:cs="Arial"/>
+          <w:sz w:val="20"/>
+          <w:szCs w:val="20"/>
+        </w:rPr>
+        <w:t xml:space="preserve">, </w:t>
+      </w:r>
       <w:r>
         <w:rPr>
           <w:rStyle w:val="Strong"/>
@@ -1865,7 +1672,6 @@
         </w:rPr>
         <w:t>CircleCI</w:t>
       </w:r>
-      <w:proofErr w:type="spellEnd"/>
     </w:p>
     <w:p>
       <w:pPr>
@@ -1881,25 +1687,14 @@
           <w:szCs w:val="20"/>
         </w:rPr>
       </w:pPr>
-      <w:proofErr w:type="spellStart"/>
-      <w:r>
-        <w:rPr>
-          <w:rStyle w:val="Strong"/>
-          <w:rFonts w:ascii="Arial" w:hAnsi="Arial" w:cs="Arial"/>
-          <w:sz w:val="20"/>
-          <w:szCs w:val="20"/>
-        </w:rPr>
-        <w:t>Observability</w:t>
-      </w:r>
-      <w:proofErr w:type="spellEnd"/>
-      <w:r>
-        <w:rPr>
-          <w:rStyle w:val="Strong"/>
-          <w:rFonts w:ascii="Arial" w:hAnsi="Arial" w:cs="Arial"/>
-          <w:sz w:val="20"/>
-          <w:szCs w:val="20"/>
-        </w:rPr>
-        <w:t>, Quality &amp; Security</w:t>
+      <w:r>
+        <w:rPr>
+          <w:rStyle w:val="Strong"/>
+          <w:rFonts w:ascii="Arial" w:hAnsi="Arial" w:cs="Arial"/>
+          <w:sz w:val="20"/>
+          <w:szCs w:val="20"/>
+        </w:rPr>
+        <w:t>Observability, Quality &amp; Security</w:t>
       </w:r>
       <w:r>
         <w:rPr>
@@ -1909,7 +1704,6 @@
         </w:rPr>
         <w:t xml:space="preserve"> - </w:t>
       </w:r>
-      <w:proofErr w:type="spellStart"/>
       <w:r>
         <w:rPr>
           <w:rStyle w:val="Strong"/>
@@ -1919,16 +1713,14 @@
         </w:rPr>
         <w:t>OpenTelemetry</w:t>
       </w:r>
-      <w:proofErr w:type="spellEnd"/>
-      <w:r>
-        <w:rPr>
-          <w:rFonts w:ascii="Arial" w:hAnsi="Arial" w:cs="Arial"/>
-          <w:sz w:val="20"/>
-          <w:szCs w:val="20"/>
-        </w:rPr>
-        <w:t xml:space="preserve">, </w:t>
-      </w:r>
-      <w:proofErr w:type="spellStart"/>
+      <w:r>
+        <w:rPr>
+          <w:rFonts w:ascii="Arial" w:hAnsi="Arial" w:cs="Arial"/>
+          <w:sz w:val="20"/>
+          <w:szCs w:val="20"/>
+        </w:rPr>
+        <w:t xml:space="preserve">, </w:t>
+      </w:r>
       <w:r>
         <w:rPr>
           <w:rStyle w:val="Strong"/>
@@ -1938,7 +1730,6 @@
         </w:rPr>
         <w:t>Datadog</w:t>
       </w:r>
-      <w:proofErr w:type="spellEnd"/>
       <w:r>
         <w:rPr>
           <w:rFonts w:ascii="Arial" w:hAnsi="Arial" w:cs="Arial"/>
@@ -1964,7 +1755,6 @@
         </w:rPr>
         <w:t xml:space="preserve">, </w:t>
       </w:r>
-      <w:proofErr w:type="spellStart"/>
       <w:r>
         <w:rPr>
           <w:rStyle w:val="Strong"/>
@@ -1974,7 +1764,6 @@
         </w:rPr>
         <w:t>Grafana</w:t>
       </w:r>
-      <w:proofErr w:type="spellEnd"/>
       <w:r>
         <w:rPr>
           <w:rFonts w:ascii="Arial" w:hAnsi="Arial" w:cs="Arial"/>
@@ -2000,7 +1789,6 @@
         </w:rPr>
         <w:t xml:space="preserve">, </w:t>
       </w:r>
-      <w:proofErr w:type="spellStart"/>
       <w:r>
         <w:rPr>
           <w:rStyle w:val="Strong"/>
@@ -2010,7 +1798,6 @@
         </w:rPr>
         <w:t>CloudWatch</w:t>
       </w:r>
-      <w:proofErr w:type="spellEnd"/>
       <w:r>
         <w:rPr>
           <w:rFonts w:ascii="Arial" w:hAnsi="Arial" w:cs="Arial"/>
@@ -2036,7 +1823,6 @@
         </w:rPr>
         <w:t xml:space="preserve"> | Testing: </w:t>
       </w:r>
-      <w:proofErr w:type="spellStart"/>
       <w:r>
         <w:rPr>
           <w:rStyle w:val="Strong"/>
@@ -2046,7 +1832,6 @@
         </w:rPr>
         <w:t>Pytest</w:t>
       </w:r>
-      <w:proofErr w:type="spellEnd"/>
       <w:r>
         <w:rPr>
           <w:rFonts w:ascii="Arial" w:hAnsi="Arial" w:cs="Arial"/>
@@ -2191,25 +1976,14 @@
         </w:rPr>
         <w:t xml:space="preserve">, </w:t>
       </w:r>
-      <w:proofErr w:type="spellStart"/>
-      <w:r>
-        <w:rPr>
-          <w:rStyle w:val="Strong"/>
-          <w:rFonts w:ascii="Arial" w:hAnsi="Arial" w:cs="Arial"/>
-          <w:sz w:val="20"/>
-          <w:szCs w:val="20"/>
-        </w:rPr>
-        <w:t>OpenID</w:t>
-      </w:r>
-      <w:proofErr w:type="spellEnd"/>
-      <w:r>
-        <w:rPr>
-          <w:rStyle w:val="Strong"/>
-          <w:rFonts w:ascii="Arial" w:hAnsi="Arial" w:cs="Arial"/>
-          <w:sz w:val="20"/>
-          <w:szCs w:val="20"/>
-        </w:rPr>
-        <w:t xml:space="preserve"> Connect</w:t>
+      <w:r>
+        <w:rPr>
+          <w:rStyle w:val="Strong"/>
+          <w:rFonts w:ascii="Arial" w:hAnsi="Arial" w:cs="Arial"/>
+          <w:sz w:val="20"/>
+          <w:szCs w:val="20"/>
+        </w:rPr>
+        <w:t>OpenID Connect</w:t>
       </w:r>
       <w:r>
         <w:rPr>
@@ -2236,7 +2010,6 @@
         </w:rPr>
         <w:t xml:space="preserve">, </w:t>
       </w:r>
-      <w:proofErr w:type="spellStart"/>
       <w:r>
         <w:rPr>
           <w:rStyle w:val="Strong"/>
@@ -2246,7 +2019,6 @@
         </w:rPr>
         <w:t>Okta</w:t>
       </w:r>
-      <w:proofErr w:type="spellEnd"/>
       <w:r>
         <w:rPr>
           <w:rFonts w:ascii="Arial" w:hAnsi="Arial" w:cs="Arial"/>
@@ -2279,19 +2051,8 @@
           <w:sz w:val="20"/>
           <w:szCs w:val="20"/>
         </w:rPr>
-        <w:t xml:space="preserve">AWS </w:t>
-      </w:r>
-      <w:proofErr w:type="spellStart"/>
-      <w:r>
-        <w:rPr>
-          <w:rStyle w:val="Strong"/>
-          <w:rFonts w:ascii="Arial" w:hAnsi="Arial" w:cs="Arial"/>
-          <w:sz w:val="20"/>
-          <w:szCs w:val="20"/>
-        </w:rPr>
-        <w:t>Cognito</w:t>
-      </w:r>
-      <w:proofErr w:type="spellEnd"/>
+        <w:t>AWS Cognito</w:t>
+      </w:r>
       <w:r>
         <w:rPr>
           <w:rFonts w:ascii="Arial" w:hAnsi="Arial" w:cs="Arial"/>
@@ -2419,9 +2180,1111 @@
           <w:sz w:val="21"/>
           <w:szCs w:val="21"/>
         </w:rPr>
-        <w:t xml:space="preserve">Web </w:t>
-      </w:r>
-      <w:proofErr w:type="spellStart"/>
+        <w:t>Web Venturez LLC</w:t>
+      </w:r>
+    </w:p>
+    <w:p>
+      <w:r>
+        <w:rPr>
+          <w:rFonts w:ascii="Arial" w:eastAsia="Arial" w:hAnsi="Arial" w:cs="Arial"/>
+          <w:color w:val="4B5563"/>
+          <w:sz w:val="19"/>
+          <w:szCs w:val="19"/>
+        </w:rPr>
+        <w:t>February 2020 - October 2025</w:t>
+      </w:r>
+    </w:p>
+    <w:p>
+      <w:pPr>
+        <w:pStyle w:val="NormalWeb"/>
+        <w:numPr>
+          <w:ilvl w:val="0"/>
+          <w:numId w:val="4"/>
+        </w:numPr>
+        <w:jc w:val="both"/>
+        <w:rPr>
+          <w:rFonts w:ascii="Arial" w:hAnsi="Arial" w:cs="Arial"/>
+          <w:sz w:val="20"/>
+        </w:rPr>
+      </w:pPr>
+      <w:r>
+        <w:rPr>
+          <w:rFonts w:ascii="Arial" w:hAnsi="Arial" w:cs="Arial"/>
+          <w:sz w:val="20"/>
+        </w:rPr>
+        <w:t xml:space="preserve">Owned multiple </w:t>
+      </w:r>
+      <w:r>
+        <w:rPr>
+          <w:rStyle w:val="Strong"/>
+          <w:rFonts w:ascii="Arial" w:hAnsi="Arial" w:cs="Arial"/>
+          <w:sz w:val="20"/>
+        </w:rPr>
+        <w:t>Python</w:t>
+      </w:r>
+      <w:r>
+        <w:rPr>
+          <w:rFonts w:ascii="Arial" w:hAnsi="Arial" w:cs="Arial"/>
+          <w:sz w:val="20"/>
+        </w:rPr>
+        <w:t xml:space="preserve"> service domains end-to-end, delivering </w:t>
+      </w:r>
+      <w:r>
+        <w:rPr>
+          <w:rStyle w:val="Strong"/>
+          <w:rFonts w:ascii="Arial" w:hAnsi="Arial" w:cs="Arial"/>
+          <w:sz w:val="20"/>
+        </w:rPr>
+        <w:t>FastAPI</w:t>
+      </w:r>
+      <w:r>
+        <w:rPr>
+          <w:rFonts w:ascii="Arial" w:hAnsi="Arial" w:cs="Arial"/>
+          <w:sz w:val="20"/>
+        </w:rPr>
+        <w:t xml:space="preserve"> APIs with strict </w:t>
+      </w:r>
+      <w:r>
+        <w:rPr>
+          <w:rStyle w:val="Strong"/>
+          <w:rFonts w:ascii="Arial" w:hAnsi="Arial" w:cs="Arial"/>
+          <w:sz w:val="20"/>
+        </w:rPr>
+        <w:t>Pydantic</w:t>
+      </w:r>
+      <w:r>
+        <w:rPr>
+          <w:rFonts w:ascii="Arial" w:hAnsi="Arial" w:cs="Arial"/>
+          <w:sz w:val="20"/>
+        </w:rPr>
+        <w:t xml:space="preserve"> validation, consistent error contracts, and safe </w:t>
+      </w:r>
+      <w:r>
+        <w:rPr>
+          <w:rStyle w:val="Strong"/>
+          <w:rFonts w:ascii="Arial" w:hAnsi="Arial" w:cs="Arial"/>
+          <w:sz w:val="20"/>
+        </w:rPr>
+        <w:t>API versioning</w:t>
+      </w:r>
+      <w:r>
+        <w:rPr>
+          <w:rFonts w:ascii="Arial" w:hAnsi="Arial" w:cs="Arial"/>
+          <w:sz w:val="20"/>
+        </w:rPr>
+        <w:t xml:space="preserve"> for enterprise consumers.</w:t>
+      </w:r>
+    </w:p>
+    <w:p>
+      <w:pPr>
+        <w:pStyle w:val="NormalWeb"/>
+        <w:numPr>
+          <w:ilvl w:val="0"/>
+          <w:numId w:val="4"/>
+        </w:numPr>
+        <w:jc w:val="both"/>
+        <w:rPr>
+          <w:rFonts w:ascii="Arial" w:hAnsi="Arial" w:cs="Arial"/>
+          <w:sz w:val="20"/>
+        </w:rPr>
+      </w:pPr>
+      <w:r>
+        <w:rPr>
+          <w:rFonts w:ascii="Arial" w:hAnsi="Arial" w:cs="Arial"/>
+          <w:sz w:val="20"/>
+        </w:rPr>
+        <w:t xml:space="preserve">Implemented asynchronous orchestration using </w:t>
+      </w:r>
+      <w:r>
+        <w:rPr>
+          <w:rStyle w:val="Strong"/>
+          <w:rFonts w:ascii="Arial" w:hAnsi="Arial" w:cs="Arial"/>
+          <w:sz w:val="20"/>
+        </w:rPr>
+        <w:t>Celery</w:t>
+      </w:r>
+      <w:r>
+        <w:rPr>
+          <w:rFonts w:ascii="Arial" w:hAnsi="Arial" w:cs="Arial"/>
+          <w:sz w:val="20"/>
+        </w:rPr>
+        <w:t xml:space="preserve"> and event triggers with </w:t>
+      </w:r>
+      <w:r>
+        <w:rPr>
+          <w:rStyle w:val="Strong"/>
+          <w:rFonts w:ascii="Arial" w:hAnsi="Arial" w:cs="Arial"/>
+          <w:sz w:val="20"/>
+        </w:rPr>
+        <w:t>AWS SQS/SNS</w:t>
+      </w:r>
+      <w:r>
+        <w:rPr>
+          <w:rFonts w:ascii="Arial" w:hAnsi="Arial" w:cs="Arial"/>
+          <w:sz w:val="20"/>
+        </w:rPr>
+        <w:t xml:space="preserve">, adding </w:t>
+      </w:r>
+      <w:r>
+        <w:rPr>
+          <w:rStyle w:val="Strong"/>
+          <w:rFonts w:ascii="Arial" w:hAnsi="Arial" w:cs="Arial"/>
+          <w:sz w:val="20"/>
+        </w:rPr>
+        <w:t>idempotency keys</w:t>
+      </w:r>
+      <w:r>
+        <w:rPr>
+          <w:rFonts w:ascii="Arial" w:hAnsi="Arial" w:cs="Arial"/>
+          <w:sz w:val="20"/>
+        </w:rPr>
+        <w:t xml:space="preserve">, exponential backoff, and </w:t>
+      </w:r>
+      <w:r>
+        <w:rPr>
+          <w:rStyle w:val="Strong"/>
+          <w:rFonts w:ascii="Arial" w:hAnsi="Arial" w:cs="Arial"/>
+          <w:sz w:val="20"/>
+        </w:rPr>
+        <w:t>dead-letter</w:t>
+      </w:r>
+      <w:r>
+        <w:rPr>
+          <w:rFonts w:ascii="Arial" w:hAnsi="Arial" w:cs="Arial"/>
+          <w:sz w:val="20"/>
+        </w:rPr>
+        <w:t xml:space="preserve"> handling to prevent silent data loss.</w:t>
+      </w:r>
+    </w:p>
+    <w:p>
+      <w:pPr>
+        <w:pStyle w:val="NormalWeb"/>
+        <w:numPr>
+          <w:ilvl w:val="0"/>
+          <w:numId w:val="4"/>
+        </w:numPr>
+        <w:jc w:val="both"/>
+        <w:rPr>
+          <w:rFonts w:ascii="Arial" w:hAnsi="Arial" w:cs="Arial"/>
+          <w:sz w:val="20"/>
+        </w:rPr>
+      </w:pPr>
+      <w:r>
+        <w:rPr>
+          <w:rFonts w:ascii="Arial" w:hAnsi="Arial" w:cs="Arial"/>
+          <w:sz w:val="20"/>
+        </w:rPr>
+        <w:t xml:space="preserve">Built high-throughput ingestion pipelines that normalized vendor payloads into relational models on </w:t>
+      </w:r>
+      <w:r>
+        <w:rPr>
+          <w:rStyle w:val="Strong"/>
+          <w:rFonts w:ascii="Arial" w:hAnsi="Arial" w:cs="Arial"/>
+          <w:sz w:val="20"/>
+        </w:rPr>
+        <w:t>PostgreSQL</w:t>
+      </w:r>
+      <w:r>
+        <w:rPr>
+          <w:rFonts w:ascii="Arial" w:hAnsi="Arial" w:cs="Arial"/>
+          <w:sz w:val="20"/>
+        </w:rPr>
+        <w:t xml:space="preserve"> and </w:t>
+      </w:r>
+      <w:r>
+        <w:rPr>
+          <w:rStyle w:val="Strong"/>
+          <w:rFonts w:ascii="Arial" w:hAnsi="Arial" w:cs="Arial"/>
+          <w:sz w:val="20"/>
+        </w:rPr>
+        <w:t>MySQL</w:t>
+      </w:r>
+      <w:r>
+        <w:rPr>
+          <w:rFonts w:ascii="Arial" w:hAnsi="Arial" w:cs="Arial"/>
+          <w:sz w:val="20"/>
+        </w:rPr>
+        <w:t xml:space="preserve">, while maintaining compatibility patterns for clients on </w:t>
+      </w:r>
+      <w:r>
+        <w:rPr>
+          <w:rStyle w:val="Strong"/>
+          <w:rFonts w:ascii="Arial" w:hAnsi="Arial" w:cs="Arial"/>
+          <w:sz w:val="20"/>
+        </w:rPr>
+        <w:t>SQL Server</w:t>
+      </w:r>
+      <w:r>
+        <w:rPr>
+          <w:rFonts w:ascii="Arial" w:hAnsi="Arial" w:cs="Arial"/>
+          <w:sz w:val="20"/>
+        </w:rPr>
+        <w:t xml:space="preserve"> exports.</w:t>
+      </w:r>
+    </w:p>
+    <w:p>
+      <w:pPr>
+        <w:pStyle w:val="NormalWeb"/>
+        <w:numPr>
+          <w:ilvl w:val="0"/>
+          <w:numId w:val="4"/>
+        </w:numPr>
+        <w:jc w:val="both"/>
+        <w:rPr>
+          <w:rFonts w:ascii="Arial" w:hAnsi="Arial" w:cs="Arial"/>
+          <w:sz w:val="20"/>
+        </w:rPr>
+      </w:pPr>
+      <w:r>
+        <w:rPr>
+          <w:rFonts w:ascii="Arial" w:hAnsi="Arial" w:cs="Arial"/>
+          <w:sz w:val="20"/>
+        </w:rPr>
+        <w:t xml:space="preserve">Designed multi-tenant persistence that combined </w:t>
+      </w:r>
+      <w:r>
+        <w:rPr>
+          <w:rStyle w:val="Strong"/>
+          <w:rFonts w:ascii="Arial" w:hAnsi="Arial" w:cs="Arial"/>
+          <w:sz w:val="20"/>
+        </w:rPr>
+        <w:t>RDS</w:t>
+      </w:r>
+      <w:r>
+        <w:rPr>
+          <w:rFonts w:ascii="Arial" w:hAnsi="Arial" w:cs="Arial"/>
+          <w:sz w:val="20"/>
+        </w:rPr>
+        <w:t xml:space="preserve"> storage with selective </w:t>
+      </w:r>
+      <w:r>
+        <w:rPr>
+          <w:rStyle w:val="Strong"/>
+          <w:rFonts w:ascii="Arial" w:hAnsi="Arial" w:cs="Arial"/>
+          <w:sz w:val="20"/>
+        </w:rPr>
+        <w:t>DynamoDB</w:t>
+      </w:r>
+      <w:r>
+        <w:rPr>
+          <w:rFonts w:ascii="Arial" w:hAnsi="Arial" w:cs="Arial"/>
+          <w:sz w:val="20"/>
+        </w:rPr>
+        <w:t xml:space="preserve"> tables for high-cardinality lookups and workflow state, reducing contention during peak bursts.</w:t>
+      </w:r>
+    </w:p>
+    <w:p>
+      <w:pPr>
+        <w:pStyle w:val="NormalWeb"/>
+        <w:numPr>
+          <w:ilvl w:val="0"/>
+          <w:numId w:val="4"/>
+        </w:numPr>
+        <w:jc w:val="both"/>
+        <w:rPr>
+          <w:rFonts w:ascii="Arial" w:hAnsi="Arial" w:cs="Arial"/>
+          <w:sz w:val="20"/>
+        </w:rPr>
+      </w:pPr>
+      <w:r>
+        <w:rPr>
+          <w:rFonts w:ascii="Arial" w:hAnsi="Arial" w:cs="Arial"/>
+          <w:sz w:val="20"/>
+        </w:rPr>
+        <w:t xml:space="preserve">Delivered search experiences by indexing entities into </w:t>
+      </w:r>
+      <w:r>
+        <w:rPr>
+          <w:rStyle w:val="Strong"/>
+          <w:rFonts w:ascii="Arial" w:hAnsi="Arial" w:cs="Arial"/>
+          <w:sz w:val="20"/>
+        </w:rPr>
+        <w:t>OpenSearch/Elasticsearch</w:t>
+      </w:r>
+      <w:r>
+        <w:rPr>
+          <w:rFonts w:ascii="Arial" w:hAnsi="Arial" w:cs="Arial"/>
+          <w:sz w:val="20"/>
+        </w:rPr>
+        <w:t>, tuning analyzers, and aligning query semantics with UI filters for consistent results.</w:t>
+      </w:r>
+    </w:p>
+    <w:p>
+      <w:pPr>
+        <w:pStyle w:val="NormalWeb"/>
+        <w:numPr>
+          <w:ilvl w:val="0"/>
+          <w:numId w:val="4"/>
+        </w:numPr>
+        <w:jc w:val="both"/>
+        <w:rPr>
+          <w:rFonts w:ascii="Arial" w:hAnsi="Arial" w:cs="Arial"/>
+          <w:sz w:val="20"/>
+        </w:rPr>
+      </w:pPr>
+      <w:r>
+        <w:rPr>
+          <w:rFonts w:ascii="Arial" w:hAnsi="Arial" w:cs="Arial"/>
+          <w:sz w:val="20"/>
+        </w:rPr>
+        <w:t xml:space="preserve">Implemented caching and rate-protection layers with </w:t>
+      </w:r>
+      <w:r>
+        <w:rPr>
+          <w:rStyle w:val="Strong"/>
+          <w:rFonts w:ascii="Arial" w:hAnsi="Arial" w:cs="Arial"/>
+          <w:sz w:val="20"/>
+        </w:rPr>
+        <w:t>Redis/ElastiCache</w:t>
+      </w:r>
+      <w:r>
+        <w:rPr>
+          <w:rFonts w:ascii="Arial" w:hAnsi="Arial" w:cs="Arial"/>
+          <w:sz w:val="20"/>
+        </w:rPr>
+        <w:t xml:space="preserve">, reducing hot-path latency and enforcing API </w:t>
+      </w:r>
+      <w:r>
+        <w:rPr>
+          <w:rStyle w:val="Strong"/>
+          <w:rFonts w:ascii="Arial" w:hAnsi="Arial" w:cs="Arial"/>
+          <w:sz w:val="20"/>
+        </w:rPr>
+        <w:t>rate limiting</w:t>
+      </w:r>
+      <w:r>
+        <w:rPr>
+          <w:rFonts w:ascii="Arial" w:hAnsi="Arial" w:cs="Arial"/>
+          <w:sz w:val="20"/>
+        </w:rPr>
+        <w:t xml:space="preserve"> per tenant and integration partner.</w:t>
+      </w:r>
+    </w:p>
+    <w:p>
+      <w:pPr>
+        <w:pStyle w:val="NormalWeb"/>
+        <w:numPr>
+          <w:ilvl w:val="0"/>
+          <w:numId w:val="4"/>
+        </w:numPr>
+        <w:jc w:val="both"/>
+        <w:rPr>
+          <w:rFonts w:ascii="Arial" w:hAnsi="Arial" w:cs="Arial"/>
+          <w:sz w:val="20"/>
+        </w:rPr>
+      </w:pPr>
+      <w:r>
+        <w:rPr>
+          <w:rFonts w:ascii="Arial" w:hAnsi="Arial" w:cs="Arial"/>
+          <w:sz w:val="20"/>
+        </w:rPr>
+        <w:t xml:space="preserve">Built and maintained </w:t>
+      </w:r>
+      <w:r>
+        <w:rPr>
+          <w:rStyle w:val="Strong"/>
+          <w:rFonts w:ascii="Arial" w:hAnsi="Arial" w:cs="Arial"/>
+          <w:sz w:val="20"/>
+        </w:rPr>
+        <w:t>Vue.js / Nuxt</w:t>
+      </w:r>
+      <w:r>
+        <w:rPr>
+          <w:rFonts w:ascii="Arial" w:hAnsi="Arial" w:cs="Arial"/>
+          <w:sz w:val="20"/>
+        </w:rPr>
+        <w:t xml:space="preserve"> feature areas with </w:t>
+      </w:r>
+      <w:r>
+        <w:rPr>
+          <w:rStyle w:val="Strong"/>
+          <w:rFonts w:ascii="Arial" w:hAnsi="Arial" w:cs="Arial"/>
+          <w:sz w:val="20"/>
+        </w:rPr>
+        <w:t>TypeScript</w:t>
+      </w:r>
+      <w:r>
+        <w:rPr>
+          <w:rFonts w:ascii="Arial" w:hAnsi="Arial" w:cs="Arial"/>
+          <w:sz w:val="20"/>
+        </w:rPr>
+        <w:t xml:space="preserve">, reusable components, </w:t>
+      </w:r>
+      <w:r>
+        <w:rPr>
+          <w:rStyle w:val="Strong"/>
+          <w:rFonts w:ascii="Arial" w:hAnsi="Arial" w:cs="Arial"/>
+          <w:sz w:val="20"/>
+        </w:rPr>
+        <w:t>Pinia/Vuex</w:t>
+      </w:r>
+      <w:r>
+        <w:rPr>
+          <w:rFonts w:ascii="Arial" w:hAnsi="Arial" w:cs="Arial"/>
+          <w:sz w:val="20"/>
+        </w:rPr>
+        <w:t xml:space="preserve"> stores, and route-level splitting via </w:t>
+      </w:r>
+      <w:r>
+        <w:rPr>
+          <w:rStyle w:val="Strong"/>
+          <w:rFonts w:ascii="Arial" w:hAnsi="Arial" w:cs="Arial"/>
+          <w:sz w:val="20"/>
+        </w:rPr>
+        <w:t>Vite</w:t>
+      </w:r>
+      <w:r>
+        <w:rPr>
+          <w:rFonts w:ascii="Arial" w:hAnsi="Arial" w:cs="Arial"/>
+          <w:sz w:val="20"/>
+        </w:rPr>
+        <w:t xml:space="preserve"> for predictable performance.</w:t>
+      </w:r>
+    </w:p>
+    <w:p>
+      <w:pPr>
+        <w:pStyle w:val="NormalWeb"/>
+        <w:numPr>
+          <w:ilvl w:val="0"/>
+          <w:numId w:val="4"/>
+        </w:numPr>
+        <w:jc w:val="both"/>
+        <w:rPr>
+          <w:rFonts w:ascii="Arial" w:hAnsi="Arial" w:cs="Arial"/>
+          <w:sz w:val="20"/>
+        </w:rPr>
+      </w:pPr>
+      <w:r>
+        <w:rPr>
+          <w:rFonts w:ascii="Arial" w:hAnsi="Arial" w:cs="Arial"/>
+          <w:sz w:val="20"/>
+        </w:rPr>
+        <w:t xml:space="preserve">Shipped secure file/report pipelines using </w:t>
+      </w:r>
+      <w:r>
+        <w:rPr>
+          <w:rStyle w:val="Strong"/>
+          <w:rFonts w:ascii="Arial" w:hAnsi="Arial" w:cs="Arial"/>
+          <w:sz w:val="20"/>
+        </w:rPr>
+        <w:t>S3</w:t>
+      </w:r>
+      <w:r>
+        <w:rPr>
+          <w:rFonts w:ascii="Arial" w:hAnsi="Arial" w:cs="Arial"/>
+          <w:sz w:val="20"/>
+        </w:rPr>
+        <w:t xml:space="preserve"> presigned URLs, server-side validation, and content-type enforcement, with CDN distribution through </w:t>
+      </w:r>
+      <w:r>
+        <w:rPr>
+          <w:rStyle w:val="Strong"/>
+          <w:rFonts w:ascii="Arial" w:hAnsi="Arial" w:cs="Arial"/>
+          <w:sz w:val="20"/>
+        </w:rPr>
+        <w:t>CloudFront</w:t>
+      </w:r>
+      <w:r>
+        <w:rPr>
+          <w:rFonts w:ascii="Arial" w:hAnsi="Arial" w:cs="Arial"/>
+          <w:sz w:val="20"/>
+        </w:rPr>
+        <w:t xml:space="preserve"> for large downloads.</w:t>
+      </w:r>
+    </w:p>
+    <w:p>
+      <w:pPr>
+        <w:pStyle w:val="NormalWeb"/>
+        <w:numPr>
+          <w:ilvl w:val="0"/>
+          <w:numId w:val="4"/>
+        </w:numPr>
+        <w:jc w:val="both"/>
+        <w:rPr>
+          <w:rFonts w:ascii="Arial" w:hAnsi="Arial" w:cs="Arial"/>
+          <w:sz w:val="20"/>
+        </w:rPr>
+      </w:pPr>
+      <w:r>
+        <w:rPr>
+          <w:rFonts w:ascii="Arial" w:hAnsi="Arial" w:cs="Arial"/>
+          <w:sz w:val="20"/>
+        </w:rPr>
+        <w:t xml:space="preserve">Introduced end-to-end correlation using </w:t>
+      </w:r>
+      <w:r>
+        <w:rPr>
+          <w:rStyle w:val="Strong"/>
+          <w:rFonts w:ascii="Arial" w:hAnsi="Arial" w:cs="Arial"/>
+          <w:sz w:val="20"/>
+        </w:rPr>
+        <w:t>structured logging</w:t>
+      </w:r>
+      <w:r>
+        <w:rPr>
+          <w:rFonts w:ascii="Arial" w:hAnsi="Arial" w:cs="Arial"/>
+          <w:sz w:val="20"/>
+        </w:rPr>
+        <w:t xml:space="preserve"> plus trace context propagation, wiring </w:t>
+      </w:r>
+      <w:r>
+        <w:rPr>
+          <w:rStyle w:val="Strong"/>
+          <w:rFonts w:ascii="Arial" w:hAnsi="Arial" w:cs="Arial"/>
+          <w:sz w:val="20"/>
+        </w:rPr>
+        <w:t>OpenTelemetry</w:t>
+      </w:r>
+      <w:r>
+        <w:rPr>
+          <w:rFonts w:ascii="Arial" w:hAnsi="Arial" w:cs="Arial"/>
+          <w:sz w:val="20"/>
+        </w:rPr>
+        <w:t xml:space="preserve"> to backends and surfacing signals in </w:t>
+      </w:r>
+      <w:r>
+        <w:rPr>
+          <w:rStyle w:val="Strong"/>
+          <w:rFonts w:ascii="Arial" w:hAnsi="Arial" w:cs="Arial"/>
+          <w:sz w:val="20"/>
+        </w:rPr>
+        <w:t>Datadog</w:t>
+      </w:r>
+      <w:r>
+        <w:rPr>
+          <w:rFonts w:ascii="Arial" w:hAnsi="Arial" w:cs="Arial"/>
+          <w:sz w:val="20"/>
+        </w:rPr>
+        <w:t xml:space="preserve">, </w:t>
+      </w:r>
+      <w:r>
+        <w:rPr>
+          <w:rStyle w:val="Strong"/>
+          <w:rFonts w:ascii="Arial" w:hAnsi="Arial" w:cs="Arial"/>
+          <w:sz w:val="20"/>
+        </w:rPr>
+        <w:t>Grafana</w:t>
+      </w:r>
+      <w:r>
+        <w:rPr>
+          <w:rFonts w:ascii="Arial" w:hAnsi="Arial" w:cs="Arial"/>
+          <w:sz w:val="20"/>
+        </w:rPr>
+        <w:t xml:space="preserve">, and </w:t>
+      </w:r>
+      <w:r>
+        <w:rPr>
+          <w:rStyle w:val="Strong"/>
+          <w:rFonts w:ascii="Arial" w:hAnsi="Arial" w:cs="Arial"/>
+          <w:sz w:val="20"/>
+        </w:rPr>
+        <w:t>CloudWatch</w:t>
+      </w:r>
+      <w:r>
+        <w:rPr>
+          <w:rFonts w:ascii="Arial" w:hAnsi="Arial" w:cs="Arial"/>
+          <w:sz w:val="20"/>
+        </w:rPr>
+        <w:t xml:space="preserve"> dashboards.</w:t>
+      </w:r>
+    </w:p>
+    <w:p>
+      <w:pPr>
+        <w:pStyle w:val="NormalWeb"/>
+        <w:numPr>
+          <w:ilvl w:val="0"/>
+          <w:numId w:val="4"/>
+        </w:numPr>
+        <w:jc w:val="both"/>
+        <w:rPr>
+          <w:rFonts w:ascii="Arial" w:hAnsi="Arial" w:cs="Arial"/>
+          <w:sz w:val="20"/>
+        </w:rPr>
+      </w:pPr>
+      <w:r>
+        <w:rPr>
+          <w:rFonts w:ascii="Arial" w:hAnsi="Arial" w:cs="Arial"/>
+          <w:sz w:val="20"/>
+        </w:rPr>
+        <w:t xml:space="preserve">Established operational SLO-driven alerting using </w:t>
+      </w:r>
+      <w:r>
+        <w:rPr>
+          <w:rStyle w:val="Strong"/>
+          <w:rFonts w:ascii="Arial" w:hAnsi="Arial" w:cs="Arial"/>
+          <w:sz w:val="20"/>
+        </w:rPr>
+        <w:t>Prometheus</w:t>
+      </w:r>
+      <w:r>
+        <w:rPr>
+          <w:rFonts w:ascii="Arial" w:hAnsi="Arial" w:cs="Arial"/>
+          <w:sz w:val="20"/>
+        </w:rPr>
+        <w:t xml:space="preserve"> metrics and actionable runbooks, improving incident triage and reducing repeat escalations.</w:t>
+      </w:r>
+    </w:p>
+    <w:p>
+      <w:pPr>
+        <w:pStyle w:val="NormalWeb"/>
+        <w:numPr>
+          <w:ilvl w:val="0"/>
+          <w:numId w:val="4"/>
+        </w:numPr>
+        <w:jc w:val="both"/>
+        <w:rPr>
+          <w:rFonts w:ascii="Arial" w:hAnsi="Arial" w:cs="Arial"/>
+          <w:sz w:val="20"/>
+        </w:rPr>
+      </w:pPr>
+      <w:r>
+        <w:rPr>
+          <w:rFonts w:ascii="Arial" w:hAnsi="Arial" w:cs="Arial"/>
+          <w:sz w:val="20"/>
+        </w:rPr>
+        <w:t xml:space="preserve">Deployed containerized services on </w:t>
+      </w:r>
+      <w:r>
+        <w:rPr>
+          <w:rStyle w:val="Strong"/>
+          <w:rFonts w:ascii="Arial" w:hAnsi="Arial" w:cs="Arial"/>
+          <w:sz w:val="20"/>
+        </w:rPr>
+        <w:t>ECS</w:t>
+      </w:r>
+      <w:r>
+        <w:rPr>
+          <w:rFonts w:ascii="Arial" w:hAnsi="Arial" w:cs="Arial"/>
+          <w:sz w:val="20"/>
+        </w:rPr>
+        <w:t xml:space="preserve"> and </w:t>
+      </w:r>
+      <w:r>
+        <w:rPr>
+          <w:rStyle w:val="Strong"/>
+          <w:rFonts w:ascii="Arial" w:hAnsi="Arial" w:cs="Arial"/>
+          <w:sz w:val="20"/>
+        </w:rPr>
+        <w:t>EKS</w:t>
+      </w:r>
+      <w:r>
+        <w:rPr>
+          <w:rFonts w:ascii="Arial" w:hAnsi="Arial" w:cs="Arial"/>
+          <w:sz w:val="20"/>
+        </w:rPr>
+        <w:t xml:space="preserve"> with </w:t>
+      </w:r>
+      <w:r>
+        <w:rPr>
+          <w:rStyle w:val="Strong"/>
+          <w:rFonts w:ascii="Arial" w:hAnsi="Arial" w:cs="Arial"/>
+          <w:sz w:val="20"/>
+        </w:rPr>
+        <w:t>Docker</w:t>
+      </w:r>
+      <w:r>
+        <w:rPr>
+          <w:rFonts w:ascii="Arial" w:hAnsi="Arial" w:cs="Arial"/>
+          <w:sz w:val="20"/>
+        </w:rPr>
+        <w:t xml:space="preserve">, </w:t>
+      </w:r>
+      <w:r>
+        <w:rPr>
+          <w:rStyle w:val="Strong"/>
+          <w:rFonts w:ascii="Arial" w:hAnsi="Arial" w:cs="Arial"/>
+          <w:sz w:val="20"/>
+        </w:rPr>
+        <w:t>Kubernetes</w:t>
+      </w:r>
+      <w:r>
+        <w:rPr>
+          <w:rFonts w:ascii="Arial" w:hAnsi="Arial" w:cs="Arial"/>
+          <w:sz w:val="20"/>
+        </w:rPr>
+        <w:t xml:space="preserve">, and </w:t>
+      </w:r>
+      <w:r>
+        <w:rPr>
+          <w:rStyle w:val="Strong"/>
+          <w:rFonts w:ascii="Arial" w:hAnsi="Arial" w:cs="Arial"/>
+          <w:sz w:val="20"/>
+        </w:rPr>
+        <w:t>Helm</w:t>
+      </w:r>
+      <w:r>
+        <w:rPr>
+          <w:rFonts w:ascii="Arial" w:hAnsi="Arial" w:cs="Arial"/>
+          <w:sz w:val="20"/>
+        </w:rPr>
+        <w:t xml:space="preserve">, using </w:t>
+      </w:r>
+      <w:r>
+        <w:rPr>
+          <w:rStyle w:val="Strong"/>
+          <w:rFonts w:ascii="Arial" w:hAnsi="Arial" w:cs="Arial"/>
+          <w:sz w:val="20"/>
+        </w:rPr>
+        <w:t>Argo CD</w:t>
+      </w:r>
+      <w:r>
+        <w:rPr>
+          <w:rFonts w:ascii="Arial" w:hAnsi="Arial" w:cs="Arial"/>
+          <w:sz w:val="20"/>
+        </w:rPr>
+        <w:t xml:space="preserve"> and </w:t>
+      </w:r>
+      <w:r>
+        <w:rPr>
+          <w:rStyle w:val="Strong"/>
+          <w:rFonts w:ascii="Arial" w:hAnsi="Arial" w:cs="Arial"/>
+          <w:sz w:val="20"/>
+        </w:rPr>
+        <w:t>GitOps</w:t>
+      </w:r>
+      <w:r>
+        <w:rPr>
+          <w:rFonts w:ascii="Arial" w:hAnsi="Arial" w:cs="Arial"/>
+          <w:sz w:val="20"/>
+        </w:rPr>
+        <w:t xml:space="preserve"> workflows for controlled promotions.</w:t>
+      </w:r>
+    </w:p>
+    <w:p>
+      <w:pPr>
+        <w:pStyle w:val="NormalWeb"/>
+        <w:numPr>
+          <w:ilvl w:val="0"/>
+          <w:numId w:val="4"/>
+        </w:numPr>
+        <w:jc w:val="both"/>
+        <w:rPr>
+          <w:rFonts w:ascii="Arial" w:hAnsi="Arial" w:cs="Arial"/>
+          <w:sz w:val="20"/>
+        </w:rPr>
+      </w:pPr>
+      <w:r>
+        <w:rPr>
+          <w:rFonts w:ascii="Arial" w:hAnsi="Arial" w:cs="Arial"/>
+          <w:sz w:val="20"/>
+        </w:rPr>
+        <w:t xml:space="preserve">Automated infrastructure changes using </w:t>
+      </w:r>
+      <w:r>
+        <w:rPr>
+          <w:rStyle w:val="Strong"/>
+          <w:rFonts w:ascii="Arial" w:hAnsi="Arial" w:cs="Arial"/>
+          <w:sz w:val="20"/>
+        </w:rPr>
+        <w:t>Terraform</w:t>
+      </w:r>
+      <w:r>
+        <w:rPr>
+          <w:rFonts w:ascii="Arial" w:hAnsi="Arial" w:cs="Arial"/>
+          <w:sz w:val="20"/>
+        </w:rPr>
+        <w:t xml:space="preserve"> and </w:t>
+      </w:r>
+      <w:r>
+        <w:rPr>
+          <w:rStyle w:val="Strong"/>
+          <w:rFonts w:ascii="Arial" w:hAnsi="Arial" w:cs="Arial"/>
+          <w:sz w:val="20"/>
+        </w:rPr>
+        <w:t>CloudFormation</w:t>
+      </w:r>
+      <w:r>
+        <w:rPr>
+          <w:rFonts w:ascii="Arial" w:hAnsi="Arial" w:cs="Arial"/>
+          <w:sz w:val="20"/>
+        </w:rPr>
+        <w:t xml:space="preserve">, hardening </w:t>
+      </w:r>
+      <w:r>
+        <w:rPr>
+          <w:rStyle w:val="Strong"/>
+          <w:rFonts w:ascii="Arial" w:hAnsi="Arial" w:cs="Arial"/>
+          <w:sz w:val="20"/>
+        </w:rPr>
+        <w:t>IAM</w:t>
+      </w:r>
+      <w:r>
+        <w:rPr>
+          <w:rFonts w:ascii="Arial" w:hAnsi="Arial" w:cs="Arial"/>
+          <w:sz w:val="20"/>
+        </w:rPr>
+        <w:t xml:space="preserve"> policies with least-privilege roles and audited change controls.</w:t>
+      </w:r>
+    </w:p>
+    <w:p>
+      <w:pPr>
+        <w:pStyle w:val="NormalWeb"/>
+        <w:numPr>
+          <w:ilvl w:val="0"/>
+          <w:numId w:val="4"/>
+        </w:numPr>
+        <w:jc w:val="both"/>
+        <w:rPr>
+          <w:rFonts w:ascii="Arial" w:hAnsi="Arial" w:cs="Arial"/>
+          <w:sz w:val="20"/>
+        </w:rPr>
+      </w:pPr>
+      <w:r>
+        <w:rPr>
+          <w:rFonts w:ascii="Arial" w:hAnsi="Arial" w:cs="Arial"/>
+          <w:sz w:val="20"/>
+        </w:rPr>
+        <w:lastRenderedPageBreak/>
+        <w:t xml:space="preserve">Implemented workflow automation with </w:t>
+      </w:r>
+      <w:r>
+        <w:rPr>
+          <w:rStyle w:val="Strong"/>
+          <w:rFonts w:ascii="Arial" w:hAnsi="Arial" w:cs="Arial"/>
+          <w:sz w:val="20"/>
+        </w:rPr>
+        <w:t>EventBridge</w:t>
+      </w:r>
+      <w:r>
+        <w:rPr>
+          <w:rFonts w:ascii="Arial" w:hAnsi="Arial" w:cs="Arial"/>
+          <w:sz w:val="20"/>
+        </w:rPr>
+        <w:t xml:space="preserve"> and </w:t>
+      </w:r>
+      <w:r>
+        <w:rPr>
+          <w:rStyle w:val="Strong"/>
+          <w:rFonts w:ascii="Arial" w:hAnsi="Arial" w:cs="Arial"/>
+          <w:sz w:val="20"/>
+        </w:rPr>
+        <w:t>Step Functions</w:t>
+      </w:r>
+      <w:r>
+        <w:rPr>
+          <w:rFonts w:ascii="Arial" w:hAnsi="Arial" w:cs="Arial"/>
+          <w:sz w:val="20"/>
+        </w:rPr>
+        <w:t xml:space="preserve"> for long-running, stateful processes that required retries, compensation steps, and traceable transitions.</w:t>
+      </w:r>
+    </w:p>
+    <w:p>
+      <w:pPr>
+        <w:pStyle w:val="NormalWeb"/>
+        <w:numPr>
+          <w:ilvl w:val="0"/>
+          <w:numId w:val="4"/>
+        </w:numPr>
+        <w:jc w:val="both"/>
+        <w:rPr>
+          <w:rFonts w:ascii="Arial" w:hAnsi="Arial" w:cs="Arial"/>
+          <w:sz w:val="20"/>
+        </w:rPr>
+      </w:pPr>
+      <w:r>
+        <w:rPr>
+          <w:rFonts w:ascii="Arial" w:hAnsi="Arial" w:cs="Arial"/>
+          <w:sz w:val="20"/>
+        </w:rPr>
+        <w:t xml:space="preserve">Strengthened auth and tenant isolation with </w:t>
+      </w:r>
+      <w:r>
+        <w:rPr>
+          <w:rStyle w:val="Strong"/>
+          <w:rFonts w:ascii="Arial" w:hAnsi="Arial" w:cs="Arial"/>
+          <w:sz w:val="20"/>
+        </w:rPr>
+        <w:t>OAuth2/OIDC</w:t>
+      </w:r>
+      <w:r>
+        <w:rPr>
+          <w:rFonts w:ascii="Arial" w:hAnsi="Arial" w:cs="Arial"/>
+          <w:sz w:val="20"/>
+        </w:rPr>
+        <w:t xml:space="preserve">, </w:t>
+      </w:r>
+      <w:r>
+        <w:rPr>
+          <w:rStyle w:val="Strong"/>
+          <w:rFonts w:ascii="Arial" w:hAnsi="Arial" w:cs="Arial"/>
+          <w:sz w:val="20"/>
+        </w:rPr>
+        <w:t>JWT</w:t>
+      </w:r>
+      <w:r>
+        <w:rPr>
+          <w:rFonts w:ascii="Arial" w:hAnsi="Arial" w:cs="Arial"/>
+          <w:sz w:val="20"/>
+        </w:rPr>
+        <w:t xml:space="preserve">, and provider integrations such as </w:t>
+      </w:r>
+      <w:r>
+        <w:rPr>
+          <w:rStyle w:val="Strong"/>
+          <w:rFonts w:ascii="Arial" w:hAnsi="Arial" w:cs="Arial"/>
+          <w:sz w:val="20"/>
+        </w:rPr>
+        <w:t>Okta/Auth0/AWS Cognito</w:t>
+      </w:r>
+      <w:r>
+        <w:rPr>
+          <w:rFonts w:ascii="Arial" w:hAnsi="Arial" w:cs="Arial"/>
+          <w:sz w:val="20"/>
+        </w:rPr>
+        <w:t xml:space="preserve">, including </w:t>
+      </w:r>
+      <w:r>
+        <w:rPr>
+          <w:rStyle w:val="Strong"/>
+          <w:rFonts w:ascii="Arial" w:hAnsi="Arial" w:cs="Arial"/>
+          <w:sz w:val="20"/>
+        </w:rPr>
+        <w:t>RBAC/ABAC</w:t>
+      </w:r>
+      <w:r>
+        <w:rPr>
+          <w:rFonts w:ascii="Arial" w:hAnsi="Arial" w:cs="Arial"/>
+          <w:sz w:val="20"/>
+        </w:rPr>
+        <w:t xml:space="preserve"> enforcement and </w:t>
+      </w:r>
+      <w:r>
+        <w:rPr>
+          <w:rStyle w:val="Strong"/>
+          <w:rFonts w:ascii="Arial" w:hAnsi="Arial" w:cs="Arial"/>
+          <w:sz w:val="20"/>
+        </w:rPr>
+        <w:t>audit logging</w:t>
+      </w:r>
+      <w:r>
+        <w:rPr>
+          <w:rFonts w:ascii="Arial" w:hAnsi="Arial" w:cs="Arial"/>
+          <w:sz w:val="20"/>
+        </w:rPr>
+        <w:t>.</w:t>
+      </w:r>
+    </w:p>
+    <w:p>
+      <w:pPr>
+        <w:pStyle w:val="NormalWeb"/>
+        <w:numPr>
+          <w:ilvl w:val="0"/>
+          <w:numId w:val="4"/>
+        </w:numPr>
+        <w:jc w:val="both"/>
+        <w:rPr>
+          <w:rFonts w:ascii="Arial" w:hAnsi="Arial" w:cs="Arial"/>
+          <w:sz w:val="20"/>
+        </w:rPr>
+      </w:pPr>
+      <w:r>
+        <w:rPr>
+          <w:rFonts w:ascii="Arial" w:hAnsi="Arial" w:cs="Arial"/>
+          <w:sz w:val="20"/>
+        </w:rPr>
+        <w:t xml:space="preserve">Built quality gates in CI/CD using </w:t>
+      </w:r>
+      <w:r>
+        <w:rPr>
+          <w:rStyle w:val="Strong"/>
+          <w:rFonts w:ascii="Arial" w:hAnsi="Arial" w:cs="Arial"/>
+          <w:sz w:val="20"/>
+        </w:rPr>
+        <w:t>GitHub Actions</w:t>
+      </w:r>
+      <w:r>
+        <w:rPr>
+          <w:rFonts w:ascii="Arial" w:hAnsi="Arial" w:cs="Arial"/>
+          <w:sz w:val="20"/>
+        </w:rPr>
+        <w:t xml:space="preserve"> (and interoperable templates for </w:t>
+      </w:r>
+      <w:r>
+        <w:rPr>
+          <w:rStyle w:val="Strong"/>
+          <w:rFonts w:ascii="Arial" w:hAnsi="Arial" w:cs="Arial"/>
+          <w:sz w:val="20"/>
+        </w:rPr>
+        <w:t>GitLab CI/Jenkins/Azure DevOps/CircleCI</w:t>
+      </w:r>
+      <w:r>
+        <w:rPr>
+          <w:rFonts w:ascii="Arial" w:hAnsi="Arial" w:cs="Arial"/>
+          <w:sz w:val="20"/>
+        </w:rPr>
+        <w:t>), running unit/integration suites (</w:t>
+      </w:r>
+      <w:r>
+        <w:rPr>
+          <w:rStyle w:val="Strong"/>
+          <w:rFonts w:ascii="Arial" w:hAnsi="Arial" w:cs="Arial"/>
+          <w:sz w:val="20"/>
+        </w:rPr>
+        <w:t>Pytest</w:t>
+      </w:r>
+      <w:r>
+        <w:rPr>
+          <w:rFonts w:ascii="Arial" w:hAnsi="Arial" w:cs="Arial"/>
+          <w:sz w:val="20"/>
+        </w:rPr>
+        <w:t xml:space="preserve">, plus cross-stack </w:t>
+      </w:r>
+      <w:r>
+        <w:rPr>
+          <w:rStyle w:val="Strong"/>
+          <w:rFonts w:ascii="Arial" w:hAnsi="Arial" w:cs="Arial"/>
+          <w:sz w:val="20"/>
+        </w:rPr>
+        <w:t>Jest/Mocha/Chai</w:t>
+      </w:r>
+      <w:r>
+        <w:rPr>
+          <w:rFonts w:ascii="Arial" w:hAnsi="Arial" w:cs="Arial"/>
+          <w:sz w:val="20"/>
+        </w:rPr>
+        <w:t xml:space="preserve"> where relevant) and </w:t>
+      </w:r>
+      <w:r>
+        <w:rPr>
+          <w:rStyle w:val="Strong"/>
+          <w:rFonts w:ascii="Arial" w:hAnsi="Arial" w:cs="Arial"/>
+          <w:sz w:val="20"/>
+        </w:rPr>
+        <w:t>Pact-style</w:t>
+      </w:r>
+      <w:r>
+        <w:rPr>
+          <w:rFonts w:ascii="Arial" w:hAnsi="Arial" w:cs="Arial"/>
+          <w:sz w:val="20"/>
+        </w:rPr>
+        <w:t xml:space="preserve"> contract checks for partner APIs.</w:t>
+      </w:r>
+    </w:p>
+    <w:p>
+      <w:pPr>
+        <w:pBdr>
+          <w:bottom w:val="dashed" w:sz="4" w:space="0" w:color="CFD2CD"/>
+        </w:pBdr>
+        <w:spacing w:after="120"/>
+      </w:pPr>
+      <w:r>
+        <w:t xml:space="preserve"> </w:t>
+      </w:r>
+    </w:p>
+    <w:p>
+      <w:r>
+        <w:rPr>
+          <w:rFonts w:ascii="Arial" w:eastAsia="Arial" w:hAnsi="Arial" w:cs="Arial"/>
+          <w:b/>
+          <w:bCs/>
+          <w:color w:val="111111"/>
+          <w:sz w:val="23"/>
+          <w:szCs w:val="23"/>
+        </w:rPr>
+        <w:t>Full Stack Engineer</w:t>
+      </w:r>
+    </w:p>
+    <w:p>
       <w:r>
         <w:rPr>
           <w:rFonts w:ascii="Arial" w:eastAsia="Arial" w:hAnsi="Arial" w:cs="Arial"/>
@@ -2431,9 +3294,438 @@
           <w:sz w:val="21"/>
           <w:szCs w:val="21"/>
         </w:rPr>
-        <w:t>Venturez</w:t>
-      </w:r>
-      <w:proofErr w:type="spellEnd"/>
+        <w:t>Webiz Digital</w:t>
+      </w:r>
+    </w:p>
+    <w:p>
+      <w:r>
+        <w:rPr>
+          <w:rFonts w:ascii="Arial" w:eastAsia="Arial" w:hAnsi="Arial" w:cs="Arial"/>
+          <w:color w:val="4B5563"/>
+          <w:sz w:val="19"/>
+          <w:szCs w:val="19"/>
+        </w:rPr>
+        <w:t>July 2017 - January 2020</w:t>
+      </w:r>
+    </w:p>
+    <w:p>
+      <w:pPr>
+        <w:pStyle w:val="NormalWeb"/>
+        <w:numPr>
+          <w:ilvl w:val="0"/>
+          <w:numId w:val="6"/>
+        </w:numPr>
+        <w:jc w:val="both"/>
+        <w:rPr>
+          <w:rFonts w:ascii="Arial" w:hAnsi="Arial" w:cs="Arial"/>
+          <w:sz w:val="20"/>
+        </w:rPr>
+      </w:pPr>
+      <w:r>
+        <w:rPr>
+          <w:rFonts w:ascii="Arial" w:hAnsi="Arial" w:cs="Arial"/>
+          <w:sz w:val="20"/>
+        </w:rPr>
+        <w:t xml:space="preserve">Developed full-stack features using </w:t>
+      </w:r>
+      <w:r>
+        <w:rPr>
+          <w:rStyle w:val="Strong"/>
+          <w:rFonts w:ascii="Arial" w:hAnsi="Arial" w:cs="Arial"/>
+          <w:sz w:val="20"/>
+        </w:rPr>
+        <w:t>Python</w:t>
+      </w:r>
+      <w:r>
+        <w:rPr>
+          <w:rFonts w:ascii="Arial" w:hAnsi="Arial" w:cs="Arial"/>
+          <w:sz w:val="20"/>
+        </w:rPr>
+        <w:t xml:space="preserve"> services and </w:t>
+      </w:r>
+      <w:r>
+        <w:rPr>
+          <w:rStyle w:val="Strong"/>
+          <w:rFonts w:ascii="Arial" w:hAnsi="Arial" w:cs="Arial"/>
+          <w:sz w:val="20"/>
+        </w:rPr>
+        <w:t>Angular</w:t>
+      </w:r>
+      <w:r>
+        <w:rPr>
+          <w:rFonts w:ascii="Arial" w:hAnsi="Arial" w:cs="Arial"/>
+          <w:sz w:val="20"/>
+        </w:rPr>
+        <w:t xml:space="preserve"> applications, balancing responsive UI behavior with reliable backend validation and data integrity.</w:t>
+      </w:r>
+    </w:p>
+    <w:p>
+      <w:pPr>
+        <w:pStyle w:val="NormalWeb"/>
+        <w:numPr>
+          <w:ilvl w:val="0"/>
+          <w:numId w:val="6"/>
+        </w:numPr>
+        <w:jc w:val="both"/>
+        <w:rPr>
+          <w:rFonts w:ascii="Arial" w:hAnsi="Arial" w:cs="Arial"/>
+          <w:sz w:val="20"/>
+        </w:rPr>
+      </w:pPr>
+      <w:r>
+        <w:rPr>
+          <w:rFonts w:ascii="Arial" w:hAnsi="Arial" w:cs="Arial"/>
+          <w:sz w:val="20"/>
+        </w:rPr>
+        <w:t xml:space="preserve">Implemented </w:t>
+      </w:r>
+      <w:r>
+        <w:rPr>
+          <w:rStyle w:val="Strong"/>
+          <w:rFonts w:ascii="Arial" w:hAnsi="Arial" w:cs="Arial"/>
+          <w:sz w:val="20"/>
+        </w:rPr>
+        <w:t>RESTful</w:t>
+      </w:r>
+      <w:r>
+        <w:rPr>
+          <w:rFonts w:ascii="Arial" w:hAnsi="Arial" w:cs="Arial"/>
+          <w:sz w:val="20"/>
+        </w:rPr>
+        <w:t xml:space="preserve"> endpoints with pagination, filtering, and authorization checks, keeping behavior consistent across multiple clients and environments.</w:t>
+      </w:r>
+    </w:p>
+    <w:p>
+      <w:pPr>
+        <w:pStyle w:val="NormalWeb"/>
+        <w:numPr>
+          <w:ilvl w:val="0"/>
+          <w:numId w:val="6"/>
+        </w:numPr>
+        <w:jc w:val="both"/>
+        <w:rPr>
+          <w:rFonts w:ascii="Arial" w:hAnsi="Arial" w:cs="Arial"/>
+          <w:sz w:val="20"/>
+        </w:rPr>
+      </w:pPr>
+      <w:r>
+        <w:rPr>
+          <w:rFonts w:ascii="Arial" w:hAnsi="Arial" w:cs="Arial"/>
+          <w:sz w:val="20"/>
+        </w:rPr>
+        <w:t>Built reusable Angular components and complex forms with strong validation patterns, improving maintainability and accelerating delivery of new screens.</w:t>
+      </w:r>
+    </w:p>
+    <w:p>
+      <w:pPr>
+        <w:pStyle w:val="NormalWeb"/>
+        <w:numPr>
+          <w:ilvl w:val="0"/>
+          <w:numId w:val="6"/>
+        </w:numPr>
+        <w:jc w:val="both"/>
+        <w:rPr>
+          <w:rFonts w:ascii="Arial" w:hAnsi="Arial" w:cs="Arial"/>
+          <w:sz w:val="20"/>
+        </w:rPr>
+      </w:pPr>
+      <w:r>
+        <w:rPr>
+          <w:rFonts w:ascii="Arial" w:hAnsi="Arial" w:cs="Arial"/>
+          <w:sz w:val="20"/>
+        </w:rPr>
+        <w:t>Integrated asynchronous processing for long-running tasks using queue-driven workers and status tracking, providing reliable completion without blocking the UI thread.</w:t>
+      </w:r>
+    </w:p>
+    <w:p>
+      <w:pPr>
+        <w:pStyle w:val="NormalWeb"/>
+        <w:numPr>
+          <w:ilvl w:val="0"/>
+          <w:numId w:val="6"/>
+        </w:numPr>
+        <w:jc w:val="both"/>
+        <w:rPr>
+          <w:rFonts w:ascii="Arial" w:hAnsi="Arial" w:cs="Arial"/>
+          <w:sz w:val="20"/>
+        </w:rPr>
+      </w:pPr>
+      <w:r>
+        <w:rPr>
+          <w:rFonts w:ascii="Arial" w:hAnsi="Arial" w:cs="Arial"/>
+          <w:sz w:val="20"/>
+        </w:rPr>
+        <w:t xml:space="preserve">Improved database performance by tuning </w:t>
+      </w:r>
+      <w:r>
+        <w:rPr>
+          <w:rStyle w:val="Strong"/>
+          <w:rFonts w:ascii="Arial" w:hAnsi="Arial" w:cs="Arial"/>
+          <w:sz w:val="20"/>
+        </w:rPr>
+        <w:t>SQL</w:t>
+      </w:r>
+      <w:r>
+        <w:rPr>
+          <w:rFonts w:ascii="Arial" w:hAnsi="Arial" w:cs="Arial"/>
+          <w:sz w:val="20"/>
+        </w:rPr>
+        <w:t xml:space="preserve"> queries, adding pragmatic indexes, and eliminating N+1 patterns to stabilize response times under larger datasets.</w:t>
+      </w:r>
+    </w:p>
+    <w:p>
+      <w:pPr>
+        <w:pStyle w:val="NormalWeb"/>
+        <w:numPr>
+          <w:ilvl w:val="0"/>
+          <w:numId w:val="6"/>
+        </w:numPr>
+        <w:jc w:val="both"/>
+        <w:rPr>
+          <w:rFonts w:ascii="Arial" w:hAnsi="Arial" w:cs="Arial"/>
+          <w:sz w:val="20"/>
+        </w:rPr>
+      </w:pPr>
+      <w:r>
+        <w:rPr>
+          <w:rFonts w:ascii="Arial" w:hAnsi="Arial" w:cs="Arial"/>
+          <w:sz w:val="20"/>
+        </w:rPr>
+        <w:t xml:space="preserve">Added caching and throttling strategies to protect data stores during load spikes, using </w:t>
+      </w:r>
+      <w:r>
+        <w:rPr>
+          <w:rStyle w:val="Strong"/>
+          <w:rFonts w:ascii="Arial" w:hAnsi="Arial" w:cs="Arial"/>
+          <w:sz w:val="20"/>
+        </w:rPr>
+        <w:t>Redis-style</w:t>
+      </w:r>
+      <w:r>
+        <w:rPr>
+          <w:rFonts w:ascii="Arial" w:hAnsi="Arial" w:cs="Arial"/>
+          <w:sz w:val="20"/>
+        </w:rPr>
+        <w:t xml:space="preserve"> patterns and API-level safeguards.</w:t>
+      </w:r>
+    </w:p>
+    <w:p>
+      <w:pPr>
+        <w:pStyle w:val="NormalWeb"/>
+        <w:numPr>
+          <w:ilvl w:val="0"/>
+          <w:numId w:val="6"/>
+        </w:numPr>
+        <w:jc w:val="both"/>
+        <w:rPr>
+          <w:rFonts w:ascii="Arial" w:hAnsi="Arial" w:cs="Arial"/>
+          <w:sz w:val="20"/>
+        </w:rPr>
+      </w:pPr>
+      <w:r>
+        <w:rPr>
+          <w:rFonts w:ascii="Arial" w:hAnsi="Arial" w:cs="Arial"/>
+          <w:sz w:val="20"/>
+        </w:rPr>
+        <w:t xml:space="preserve">Implemented secure auth flows with token refresh behavior, protected routes, and predictable error states aligned to </w:t>
+      </w:r>
+      <w:r>
+        <w:rPr>
+          <w:rStyle w:val="Strong"/>
+          <w:rFonts w:ascii="Arial" w:hAnsi="Arial" w:cs="Arial"/>
+          <w:sz w:val="20"/>
+        </w:rPr>
+        <w:t>JWT</w:t>
+      </w:r>
+      <w:r>
+        <w:rPr>
+          <w:rFonts w:ascii="Arial" w:hAnsi="Arial" w:cs="Arial"/>
+          <w:sz w:val="20"/>
+        </w:rPr>
+        <w:t xml:space="preserve"> and role-driven permissions.</w:t>
+      </w:r>
+    </w:p>
+    <w:p>
+      <w:pPr>
+        <w:pStyle w:val="NormalWeb"/>
+        <w:numPr>
+          <w:ilvl w:val="0"/>
+          <w:numId w:val="6"/>
+        </w:numPr>
+        <w:jc w:val="both"/>
+        <w:rPr>
+          <w:rFonts w:ascii="Arial" w:hAnsi="Arial" w:cs="Arial"/>
+          <w:sz w:val="20"/>
+        </w:rPr>
+      </w:pPr>
+      <w:r>
+        <w:rPr>
+          <w:rFonts w:ascii="Arial" w:hAnsi="Arial" w:cs="Arial"/>
+          <w:sz w:val="20"/>
+        </w:rPr>
+        <w:t>Built integration connectors to external APIs with robust error parsing, retries, and backoff, making failures observable instead of silently degrading functionality.</w:t>
+      </w:r>
+    </w:p>
+    <w:p>
+      <w:pPr>
+        <w:pStyle w:val="NormalWeb"/>
+        <w:numPr>
+          <w:ilvl w:val="0"/>
+          <w:numId w:val="6"/>
+        </w:numPr>
+        <w:jc w:val="both"/>
+        <w:rPr>
+          <w:rFonts w:ascii="Arial" w:hAnsi="Arial" w:cs="Arial"/>
+          <w:sz w:val="20"/>
+        </w:rPr>
+      </w:pPr>
+      <w:r>
+        <w:rPr>
+          <w:rFonts w:ascii="Arial" w:hAnsi="Arial" w:cs="Arial"/>
+          <w:sz w:val="20"/>
+        </w:rPr>
+        <w:t xml:space="preserve">Increased release reliability by introducing automated build checks and repeatable deployments through </w:t>
+      </w:r>
+      <w:r>
+        <w:rPr>
+          <w:rStyle w:val="Strong"/>
+          <w:rFonts w:ascii="Arial" w:hAnsi="Arial" w:cs="Arial"/>
+          <w:sz w:val="20"/>
+        </w:rPr>
+        <w:t>CI/CD</w:t>
+      </w:r>
+      <w:r>
+        <w:rPr>
+          <w:rFonts w:ascii="Arial" w:hAnsi="Arial" w:cs="Arial"/>
+          <w:sz w:val="20"/>
+        </w:rPr>
+        <w:t xml:space="preserve"> pipelines and scripted environment validation.</w:t>
+      </w:r>
+    </w:p>
+    <w:p>
+      <w:pPr>
+        <w:pStyle w:val="NormalWeb"/>
+        <w:numPr>
+          <w:ilvl w:val="0"/>
+          <w:numId w:val="6"/>
+        </w:numPr>
+        <w:jc w:val="both"/>
+        <w:rPr>
+          <w:rFonts w:ascii="Arial" w:hAnsi="Arial" w:cs="Arial"/>
+          <w:sz w:val="20"/>
+        </w:rPr>
+      </w:pPr>
+      <w:r>
+        <w:rPr>
+          <w:rFonts w:ascii="Arial" w:hAnsi="Arial" w:cs="Arial"/>
+          <w:sz w:val="20"/>
+        </w:rPr>
+        <w:t>Expanded observability with structured logs and actionable dashboards, enabling faster triage during production support incidents.</w:t>
+      </w:r>
+    </w:p>
+    <w:p>
+      <w:pPr>
+        <w:pStyle w:val="NormalWeb"/>
+        <w:numPr>
+          <w:ilvl w:val="0"/>
+          <w:numId w:val="6"/>
+        </w:numPr>
+        <w:jc w:val="both"/>
+        <w:rPr>
+          <w:rFonts w:ascii="Arial" w:hAnsi="Arial" w:cs="Arial"/>
+          <w:sz w:val="20"/>
+        </w:rPr>
+      </w:pPr>
+      <w:r>
+        <w:rPr>
+          <w:rFonts w:ascii="Arial" w:hAnsi="Arial" w:cs="Arial"/>
+          <w:sz w:val="20"/>
+        </w:rPr>
+        <w:t xml:space="preserve">Supported event-driven integration points using </w:t>
+      </w:r>
+      <w:r>
+        <w:rPr>
+          <w:rStyle w:val="Strong"/>
+          <w:rFonts w:ascii="Arial" w:hAnsi="Arial" w:cs="Arial"/>
+          <w:sz w:val="20"/>
+        </w:rPr>
+        <w:t>SQS/SNS</w:t>
+      </w:r>
+      <w:r>
+        <w:rPr>
+          <w:rFonts w:ascii="Arial" w:hAnsi="Arial" w:cs="Arial"/>
+          <w:sz w:val="20"/>
+        </w:rPr>
+        <w:t xml:space="preserve"> concepts for notifications and background work, improving responsiveness for user-facing flows.</w:t>
+      </w:r>
+    </w:p>
+    <w:p>
+      <w:pPr>
+        <w:pStyle w:val="NormalWeb"/>
+        <w:numPr>
+          <w:ilvl w:val="0"/>
+          <w:numId w:val="6"/>
+        </w:numPr>
+        <w:jc w:val="both"/>
+        <w:rPr>
+          <w:rFonts w:ascii="Arial" w:hAnsi="Arial" w:cs="Arial"/>
+          <w:sz w:val="20"/>
+        </w:rPr>
+      </w:pPr>
+      <w:r>
+        <w:rPr>
+          <w:rFonts w:ascii="Arial" w:hAnsi="Arial" w:cs="Arial"/>
+          <w:sz w:val="20"/>
+        </w:rPr>
+        <w:t>Collaborated with designers and product stakeholders to translate UX requirements into accessible Angular layouts, refining edge cases during implementation.</w:t>
+      </w:r>
+    </w:p>
+    <w:p>
+      <w:pPr>
+        <w:pStyle w:val="NormalWeb"/>
+        <w:numPr>
+          <w:ilvl w:val="0"/>
+          <w:numId w:val="6"/>
+        </w:numPr>
+        <w:jc w:val="both"/>
+        <w:rPr>
+          <w:rFonts w:ascii="Arial" w:hAnsi="Arial" w:cs="Arial"/>
+          <w:sz w:val="20"/>
+        </w:rPr>
+      </w:pPr>
+      <w:r>
+        <w:rPr>
+          <w:rFonts w:ascii="Arial" w:hAnsi="Arial" w:cs="Arial"/>
+          <w:sz w:val="20"/>
+        </w:rPr>
+        <w:t>Provided production support and incident fixes by correlating logs and user reports, delivering targeted patches and follow-up refactors that reduced repeat issues.</w:t>
+      </w:r>
+    </w:p>
+    <w:p>
+      <w:pPr>
+        <w:pBdr>
+          <w:bottom w:val="dashed" w:sz="4" w:space="0" w:color="CFD2CD"/>
+        </w:pBdr>
+        <w:spacing w:after="120"/>
+      </w:pPr>
+      <w:r>
+        <w:t xml:space="preserve"> </w:t>
+      </w:r>
+    </w:p>
+    <w:p>
+      <w:r>
+        <w:rPr>
+          <w:rFonts w:ascii="Arial" w:eastAsia="Arial" w:hAnsi="Arial" w:cs="Arial"/>
+          <w:b/>
+          <w:bCs/>
+          <w:color w:val="111111"/>
+          <w:sz w:val="23"/>
+          <w:szCs w:val="23"/>
+        </w:rPr>
+        <w:t>Software Developer</w:t>
+      </w:r>
+    </w:p>
+    <w:p>
       <w:r>
         <w:rPr>
           <w:rFonts w:ascii="Arial" w:eastAsia="Arial" w:hAnsi="Arial" w:cs="Arial"/>
@@ -2443,1924 +3735,8 @@
           <w:sz w:val="21"/>
           <w:szCs w:val="21"/>
         </w:rPr>
-        <w:t xml:space="preserve"> LLC</w:t>
-      </w:r>
-    </w:p>
-    <w:p>
-      <w:r>
-        <w:rPr>
-          <w:rFonts w:ascii="Arial" w:eastAsia="Arial" w:hAnsi="Arial" w:cs="Arial"/>
-          <w:color w:val="4B5563"/>
-          <w:sz w:val="19"/>
-          <w:szCs w:val="19"/>
-        </w:rPr>
-        <w:t>February 2020 - October 2025</w:t>
-      </w:r>
-    </w:p>
-    <w:p>
-      <w:pPr>
-        <w:pStyle w:val="NormalWeb"/>
-        <w:numPr>
-          <w:ilvl w:val="0"/>
-          <w:numId w:val="4"/>
-        </w:numPr>
-        <w:jc w:val="both"/>
-        <w:rPr>
-          <w:rFonts w:ascii="Arial" w:hAnsi="Arial" w:cs="Arial"/>
-          <w:sz w:val="20"/>
-        </w:rPr>
-      </w:pPr>
-      <w:r>
-        <w:rPr>
-          <w:rFonts w:ascii="Arial" w:hAnsi="Arial" w:cs="Arial"/>
-          <w:sz w:val="20"/>
-        </w:rPr>
-        <w:t xml:space="preserve">Owned multiple </w:t>
-      </w:r>
-      <w:r>
-        <w:rPr>
-          <w:rStyle w:val="Strong"/>
-          <w:rFonts w:ascii="Arial" w:hAnsi="Arial" w:cs="Arial"/>
-          <w:sz w:val="20"/>
-        </w:rPr>
-        <w:t>Python</w:t>
-      </w:r>
-      <w:r>
-        <w:rPr>
-          <w:rFonts w:ascii="Arial" w:hAnsi="Arial" w:cs="Arial"/>
-          <w:sz w:val="20"/>
-        </w:rPr>
-        <w:t xml:space="preserve"> service domains end-to-end, delivering </w:t>
-      </w:r>
-      <w:proofErr w:type="spellStart"/>
-      <w:r>
-        <w:rPr>
-          <w:rStyle w:val="Strong"/>
-          <w:rFonts w:ascii="Arial" w:hAnsi="Arial" w:cs="Arial"/>
-          <w:sz w:val="20"/>
-        </w:rPr>
-        <w:t>FastAPI</w:t>
-      </w:r>
-      <w:proofErr w:type="spellEnd"/>
-      <w:r>
-        <w:rPr>
-          <w:rFonts w:ascii="Arial" w:hAnsi="Arial" w:cs="Arial"/>
-          <w:sz w:val="20"/>
-        </w:rPr>
-        <w:t xml:space="preserve"> APIs with strict </w:t>
-      </w:r>
-      <w:proofErr w:type="spellStart"/>
-      <w:r>
-        <w:rPr>
-          <w:rStyle w:val="Strong"/>
-          <w:rFonts w:ascii="Arial" w:hAnsi="Arial" w:cs="Arial"/>
-          <w:sz w:val="20"/>
-        </w:rPr>
-        <w:t>Pydantic</w:t>
-      </w:r>
-      <w:proofErr w:type="spellEnd"/>
-      <w:r>
-        <w:rPr>
-          <w:rFonts w:ascii="Arial" w:hAnsi="Arial" w:cs="Arial"/>
-          <w:sz w:val="20"/>
-        </w:rPr>
-        <w:t xml:space="preserve"> validation, consistent error contracts, and safe </w:t>
-      </w:r>
-      <w:r>
-        <w:rPr>
-          <w:rStyle w:val="Strong"/>
-          <w:rFonts w:ascii="Arial" w:hAnsi="Arial" w:cs="Arial"/>
-          <w:sz w:val="20"/>
-        </w:rPr>
-        <w:t>API versioning</w:t>
-      </w:r>
-      <w:r>
-        <w:rPr>
-          <w:rFonts w:ascii="Arial" w:hAnsi="Arial" w:cs="Arial"/>
-          <w:sz w:val="20"/>
-        </w:rPr>
-        <w:t xml:space="preserve"> for enterprise consumers.</w:t>
-      </w:r>
-    </w:p>
-    <w:p>
-      <w:pPr>
-        <w:pStyle w:val="NormalWeb"/>
-        <w:numPr>
-          <w:ilvl w:val="0"/>
-          <w:numId w:val="4"/>
-        </w:numPr>
-        <w:jc w:val="both"/>
-        <w:rPr>
-          <w:rFonts w:ascii="Arial" w:hAnsi="Arial" w:cs="Arial"/>
-          <w:sz w:val="20"/>
-        </w:rPr>
-      </w:pPr>
-      <w:r>
-        <w:rPr>
-          <w:rFonts w:ascii="Arial" w:hAnsi="Arial" w:cs="Arial"/>
-          <w:sz w:val="20"/>
-        </w:rPr>
-        <w:t xml:space="preserve">Implemented asynchronous orchestration using </w:t>
-      </w:r>
-      <w:r>
-        <w:rPr>
-          <w:rStyle w:val="Strong"/>
-          <w:rFonts w:ascii="Arial" w:hAnsi="Arial" w:cs="Arial"/>
-          <w:sz w:val="20"/>
-        </w:rPr>
-        <w:t>Celery</w:t>
-      </w:r>
-      <w:r>
-        <w:rPr>
-          <w:rFonts w:ascii="Arial" w:hAnsi="Arial" w:cs="Arial"/>
-          <w:sz w:val="20"/>
-        </w:rPr>
-        <w:t xml:space="preserve"> and event triggers with </w:t>
-      </w:r>
-      <w:r>
-        <w:rPr>
-          <w:rStyle w:val="Strong"/>
-          <w:rFonts w:ascii="Arial" w:hAnsi="Arial" w:cs="Arial"/>
-          <w:sz w:val="20"/>
-        </w:rPr>
-        <w:t>AWS SQS/SNS</w:t>
-      </w:r>
-      <w:r>
-        <w:rPr>
-          <w:rFonts w:ascii="Arial" w:hAnsi="Arial" w:cs="Arial"/>
-          <w:sz w:val="20"/>
-        </w:rPr>
-        <w:t xml:space="preserve">, adding </w:t>
-      </w:r>
-      <w:proofErr w:type="spellStart"/>
-      <w:r>
-        <w:rPr>
-          <w:rStyle w:val="Strong"/>
-          <w:rFonts w:ascii="Arial" w:hAnsi="Arial" w:cs="Arial"/>
-          <w:sz w:val="20"/>
-        </w:rPr>
-        <w:t>idempotency</w:t>
-      </w:r>
-      <w:proofErr w:type="spellEnd"/>
-      <w:r>
-        <w:rPr>
-          <w:rStyle w:val="Strong"/>
-          <w:rFonts w:ascii="Arial" w:hAnsi="Arial" w:cs="Arial"/>
-          <w:sz w:val="20"/>
-        </w:rPr>
-        <w:t xml:space="preserve"> keys</w:t>
-      </w:r>
-      <w:r>
-        <w:rPr>
-          <w:rFonts w:ascii="Arial" w:hAnsi="Arial" w:cs="Arial"/>
-          <w:sz w:val="20"/>
-        </w:rPr>
-        <w:t xml:space="preserve">, exponential </w:t>
-      </w:r>
-      <w:proofErr w:type="spellStart"/>
-      <w:r>
-        <w:rPr>
-          <w:rFonts w:ascii="Arial" w:hAnsi="Arial" w:cs="Arial"/>
-          <w:sz w:val="20"/>
-        </w:rPr>
-        <w:t>backoff</w:t>
-      </w:r>
-      <w:proofErr w:type="spellEnd"/>
-      <w:r>
-        <w:rPr>
-          <w:rFonts w:ascii="Arial" w:hAnsi="Arial" w:cs="Arial"/>
-          <w:sz w:val="20"/>
-        </w:rPr>
-        <w:t xml:space="preserve">, and </w:t>
-      </w:r>
-      <w:r>
-        <w:rPr>
-          <w:rStyle w:val="Strong"/>
-          <w:rFonts w:ascii="Arial" w:hAnsi="Arial" w:cs="Arial"/>
-          <w:sz w:val="20"/>
-        </w:rPr>
-        <w:t>dead-letter</w:t>
-      </w:r>
-      <w:r>
-        <w:rPr>
-          <w:rFonts w:ascii="Arial" w:hAnsi="Arial" w:cs="Arial"/>
-          <w:sz w:val="20"/>
-        </w:rPr>
-        <w:t xml:space="preserve"> handling to prevent silent data loss.</w:t>
-      </w:r>
-    </w:p>
-    <w:p>
-      <w:pPr>
-        <w:pStyle w:val="NormalWeb"/>
-        <w:numPr>
-          <w:ilvl w:val="0"/>
-          <w:numId w:val="4"/>
-        </w:numPr>
-        <w:jc w:val="both"/>
-        <w:rPr>
-          <w:rFonts w:ascii="Arial" w:hAnsi="Arial" w:cs="Arial"/>
-          <w:sz w:val="20"/>
-        </w:rPr>
-      </w:pPr>
-      <w:r>
-        <w:rPr>
-          <w:rFonts w:ascii="Arial" w:hAnsi="Arial" w:cs="Arial"/>
-          <w:sz w:val="20"/>
-        </w:rPr>
-        <w:t xml:space="preserve">Built high-throughput ingestion pipelines that normalized vendor payloads into relational models on </w:t>
-      </w:r>
-      <w:proofErr w:type="spellStart"/>
-      <w:r>
-        <w:rPr>
-          <w:rStyle w:val="Strong"/>
-          <w:rFonts w:ascii="Arial" w:hAnsi="Arial" w:cs="Arial"/>
-          <w:sz w:val="20"/>
-        </w:rPr>
-        <w:t>PostgreSQL</w:t>
-      </w:r>
-      <w:proofErr w:type="spellEnd"/>
-      <w:r>
-        <w:rPr>
-          <w:rFonts w:ascii="Arial" w:hAnsi="Arial" w:cs="Arial"/>
-          <w:sz w:val="20"/>
-        </w:rPr>
-        <w:t xml:space="preserve"> and </w:t>
-      </w:r>
-      <w:r>
-        <w:rPr>
-          <w:rStyle w:val="Strong"/>
-          <w:rFonts w:ascii="Arial" w:hAnsi="Arial" w:cs="Arial"/>
-          <w:sz w:val="20"/>
-        </w:rPr>
-        <w:t>MySQL</w:t>
-      </w:r>
-      <w:r>
-        <w:rPr>
-          <w:rFonts w:ascii="Arial" w:hAnsi="Arial" w:cs="Arial"/>
-          <w:sz w:val="20"/>
-        </w:rPr>
-        <w:t xml:space="preserve">, while maintaining compatibility patterns for clients on </w:t>
-      </w:r>
-      <w:r>
-        <w:rPr>
-          <w:rStyle w:val="Strong"/>
-          <w:rFonts w:ascii="Arial" w:hAnsi="Arial" w:cs="Arial"/>
-          <w:sz w:val="20"/>
-        </w:rPr>
-        <w:t>SQL Server</w:t>
-      </w:r>
-      <w:r>
-        <w:rPr>
-          <w:rFonts w:ascii="Arial" w:hAnsi="Arial" w:cs="Arial"/>
-          <w:sz w:val="20"/>
-        </w:rPr>
-        <w:t xml:space="preserve"> exports.</w:t>
-      </w:r>
-    </w:p>
-    <w:p>
-      <w:pPr>
-        <w:pStyle w:val="NormalWeb"/>
-        <w:numPr>
-          <w:ilvl w:val="0"/>
-          <w:numId w:val="4"/>
-        </w:numPr>
-        <w:jc w:val="both"/>
-        <w:rPr>
-          <w:rFonts w:ascii="Arial" w:hAnsi="Arial" w:cs="Arial"/>
-          <w:sz w:val="20"/>
-        </w:rPr>
-      </w:pPr>
-      <w:r>
-        <w:rPr>
-          <w:rFonts w:ascii="Arial" w:hAnsi="Arial" w:cs="Arial"/>
-          <w:sz w:val="20"/>
-        </w:rPr>
-        <w:t xml:space="preserve">Designed multi-tenant persistence that combined </w:t>
-      </w:r>
-      <w:r>
-        <w:rPr>
-          <w:rStyle w:val="Strong"/>
-          <w:rFonts w:ascii="Arial" w:hAnsi="Arial" w:cs="Arial"/>
-          <w:sz w:val="20"/>
-        </w:rPr>
-        <w:t>RDS</w:t>
-      </w:r>
-      <w:r>
-        <w:rPr>
-          <w:rFonts w:ascii="Arial" w:hAnsi="Arial" w:cs="Arial"/>
-          <w:sz w:val="20"/>
-        </w:rPr>
-        <w:t xml:space="preserve"> storage with selective </w:t>
-      </w:r>
-      <w:proofErr w:type="spellStart"/>
-      <w:r>
-        <w:rPr>
-          <w:rStyle w:val="Strong"/>
-          <w:rFonts w:ascii="Arial" w:hAnsi="Arial" w:cs="Arial"/>
-          <w:sz w:val="20"/>
-        </w:rPr>
-        <w:t>DynamoDB</w:t>
-      </w:r>
-      <w:proofErr w:type="spellEnd"/>
-      <w:r>
-        <w:rPr>
-          <w:rFonts w:ascii="Arial" w:hAnsi="Arial" w:cs="Arial"/>
-          <w:sz w:val="20"/>
-        </w:rPr>
-        <w:t xml:space="preserve"> tables for high-cardinality lookups and workflow state, reducing contention during peak bursts.</w:t>
-      </w:r>
-    </w:p>
-    <w:p>
-      <w:pPr>
-        <w:pStyle w:val="NormalWeb"/>
-        <w:numPr>
-          <w:ilvl w:val="0"/>
-          <w:numId w:val="4"/>
-        </w:numPr>
-        <w:jc w:val="both"/>
-        <w:rPr>
-          <w:rFonts w:ascii="Arial" w:hAnsi="Arial" w:cs="Arial"/>
-          <w:sz w:val="20"/>
-        </w:rPr>
-      </w:pPr>
-      <w:r>
-        <w:rPr>
-          <w:rFonts w:ascii="Arial" w:hAnsi="Arial" w:cs="Arial"/>
-          <w:sz w:val="20"/>
-        </w:rPr>
-        <w:t xml:space="preserve">Delivered search experiences by indexing entities into </w:t>
-      </w:r>
-      <w:r>
-        <w:rPr>
-          <w:rStyle w:val="Strong"/>
-          <w:rFonts w:ascii="Arial" w:hAnsi="Arial" w:cs="Arial"/>
-          <w:sz w:val="20"/>
-        </w:rPr>
-        <w:t>OpenSearch/</w:t>
-      </w:r>
-      <w:proofErr w:type="spellStart"/>
-      <w:r>
-        <w:rPr>
-          <w:rStyle w:val="Strong"/>
-          <w:rFonts w:ascii="Arial" w:hAnsi="Arial" w:cs="Arial"/>
-          <w:sz w:val="20"/>
-        </w:rPr>
-        <w:t>Elasticsearch</w:t>
-      </w:r>
-      <w:proofErr w:type="spellEnd"/>
-      <w:r>
-        <w:rPr>
-          <w:rFonts w:ascii="Arial" w:hAnsi="Arial" w:cs="Arial"/>
-          <w:sz w:val="20"/>
-        </w:rPr>
-        <w:t>, tuning analyzers, and aligning query semantics with UI filters for consistent results.</w:t>
-      </w:r>
-    </w:p>
-    <w:p>
-      <w:pPr>
-        <w:pStyle w:val="NormalWeb"/>
-        <w:numPr>
-          <w:ilvl w:val="0"/>
-          <w:numId w:val="4"/>
-        </w:numPr>
-        <w:jc w:val="both"/>
-        <w:rPr>
-          <w:rFonts w:ascii="Arial" w:hAnsi="Arial" w:cs="Arial"/>
-          <w:sz w:val="20"/>
-        </w:rPr>
-      </w:pPr>
-      <w:r>
-        <w:rPr>
-          <w:rFonts w:ascii="Arial" w:hAnsi="Arial" w:cs="Arial"/>
-          <w:sz w:val="20"/>
-        </w:rPr>
-        <w:t xml:space="preserve">Implemented caching and rate-protection layers with </w:t>
-      </w:r>
-      <w:proofErr w:type="spellStart"/>
-      <w:r>
-        <w:rPr>
-          <w:rStyle w:val="Strong"/>
-          <w:rFonts w:ascii="Arial" w:hAnsi="Arial" w:cs="Arial"/>
-          <w:sz w:val="20"/>
-        </w:rPr>
-        <w:t>Redis</w:t>
-      </w:r>
-      <w:proofErr w:type="spellEnd"/>
-      <w:r>
-        <w:rPr>
-          <w:rStyle w:val="Strong"/>
-          <w:rFonts w:ascii="Arial" w:hAnsi="Arial" w:cs="Arial"/>
-          <w:sz w:val="20"/>
-        </w:rPr>
-        <w:t>/</w:t>
-      </w:r>
-      <w:proofErr w:type="spellStart"/>
-      <w:r>
-        <w:rPr>
-          <w:rStyle w:val="Strong"/>
-          <w:rFonts w:ascii="Arial" w:hAnsi="Arial" w:cs="Arial"/>
-          <w:sz w:val="20"/>
-        </w:rPr>
-        <w:t>ElastiCache</w:t>
-      </w:r>
-      <w:proofErr w:type="spellEnd"/>
-      <w:r>
-        <w:rPr>
-          <w:rFonts w:ascii="Arial" w:hAnsi="Arial" w:cs="Arial"/>
-          <w:sz w:val="20"/>
-        </w:rPr>
-        <w:t xml:space="preserve">, reducing hot-path latency and enforcing API </w:t>
-      </w:r>
-      <w:r>
-        <w:rPr>
-          <w:rStyle w:val="Strong"/>
-          <w:rFonts w:ascii="Arial" w:hAnsi="Arial" w:cs="Arial"/>
-          <w:sz w:val="20"/>
-        </w:rPr>
-        <w:t>rate limiting</w:t>
-      </w:r>
-      <w:r>
-        <w:rPr>
-          <w:rFonts w:ascii="Arial" w:hAnsi="Arial" w:cs="Arial"/>
-          <w:sz w:val="20"/>
-        </w:rPr>
-        <w:t xml:space="preserve"> per tenant and integration partner.</w:t>
-      </w:r>
-    </w:p>
-    <w:p>
-      <w:pPr>
-        <w:pStyle w:val="NormalWeb"/>
-        <w:numPr>
-          <w:ilvl w:val="0"/>
-          <w:numId w:val="4"/>
-        </w:numPr>
-        <w:jc w:val="both"/>
-        <w:rPr>
-          <w:rFonts w:ascii="Arial" w:hAnsi="Arial" w:cs="Arial"/>
-          <w:sz w:val="20"/>
-        </w:rPr>
-      </w:pPr>
-      <w:r>
-        <w:rPr>
-          <w:rFonts w:ascii="Arial" w:hAnsi="Arial" w:cs="Arial"/>
-          <w:sz w:val="20"/>
-        </w:rPr>
-        <w:t xml:space="preserve">Built and maintained </w:t>
-      </w:r>
-      <w:r>
-        <w:rPr>
-          <w:rStyle w:val="Strong"/>
-          <w:rFonts w:ascii="Arial" w:hAnsi="Arial" w:cs="Arial"/>
-          <w:sz w:val="20"/>
-        </w:rPr>
-        <w:t xml:space="preserve">Vue.js / </w:t>
-      </w:r>
-      <w:proofErr w:type="spellStart"/>
-      <w:r>
-        <w:rPr>
-          <w:rStyle w:val="Strong"/>
-          <w:rFonts w:ascii="Arial" w:hAnsi="Arial" w:cs="Arial"/>
-          <w:sz w:val="20"/>
-        </w:rPr>
-        <w:t>Nuxt</w:t>
-      </w:r>
-      <w:proofErr w:type="spellEnd"/>
-      <w:r>
-        <w:rPr>
-          <w:rFonts w:ascii="Arial" w:hAnsi="Arial" w:cs="Arial"/>
-          <w:sz w:val="20"/>
-        </w:rPr>
-        <w:t xml:space="preserve"> feature areas with </w:t>
-      </w:r>
-      <w:proofErr w:type="spellStart"/>
-      <w:r>
-        <w:rPr>
-          <w:rStyle w:val="Strong"/>
-          <w:rFonts w:ascii="Arial" w:hAnsi="Arial" w:cs="Arial"/>
-          <w:sz w:val="20"/>
-        </w:rPr>
-        <w:t>TypeScript</w:t>
-      </w:r>
-      <w:proofErr w:type="spellEnd"/>
-      <w:r>
-        <w:rPr>
-          <w:rFonts w:ascii="Arial" w:hAnsi="Arial" w:cs="Arial"/>
-          <w:sz w:val="20"/>
-        </w:rPr>
-        <w:t xml:space="preserve">, reusable components, </w:t>
-      </w:r>
-      <w:proofErr w:type="spellStart"/>
-      <w:r>
-        <w:rPr>
-          <w:rStyle w:val="Strong"/>
-          <w:rFonts w:ascii="Arial" w:hAnsi="Arial" w:cs="Arial"/>
-          <w:sz w:val="20"/>
-        </w:rPr>
-        <w:t>Pinia</w:t>
-      </w:r>
-      <w:proofErr w:type="spellEnd"/>
-      <w:r>
-        <w:rPr>
-          <w:rStyle w:val="Strong"/>
-          <w:rFonts w:ascii="Arial" w:hAnsi="Arial" w:cs="Arial"/>
-          <w:sz w:val="20"/>
-        </w:rPr>
-        <w:t>/</w:t>
-      </w:r>
-      <w:proofErr w:type="spellStart"/>
-      <w:r>
-        <w:rPr>
-          <w:rStyle w:val="Strong"/>
-          <w:rFonts w:ascii="Arial" w:hAnsi="Arial" w:cs="Arial"/>
-          <w:sz w:val="20"/>
-        </w:rPr>
-        <w:t>Vuex</w:t>
-      </w:r>
-      <w:proofErr w:type="spellEnd"/>
-      <w:r>
-        <w:rPr>
-          <w:rFonts w:ascii="Arial" w:hAnsi="Arial" w:cs="Arial"/>
-          <w:sz w:val="20"/>
-        </w:rPr>
-        <w:t xml:space="preserve"> stores, and route-level splitting via </w:t>
-      </w:r>
-      <w:proofErr w:type="spellStart"/>
-      <w:r>
-        <w:rPr>
-          <w:rStyle w:val="Strong"/>
-          <w:rFonts w:ascii="Arial" w:hAnsi="Arial" w:cs="Arial"/>
-          <w:sz w:val="20"/>
-        </w:rPr>
-        <w:t>Vite</w:t>
-      </w:r>
-      <w:proofErr w:type="spellEnd"/>
-      <w:r>
-        <w:rPr>
-          <w:rFonts w:ascii="Arial" w:hAnsi="Arial" w:cs="Arial"/>
-          <w:sz w:val="20"/>
-        </w:rPr>
-        <w:t xml:space="preserve"> for predictable performance.</w:t>
-      </w:r>
-    </w:p>
-    <w:p>
-      <w:pPr>
-        <w:pStyle w:val="NormalWeb"/>
-        <w:numPr>
-          <w:ilvl w:val="0"/>
-          <w:numId w:val="4"/>
-        </w:numPr>
-        <w:jc w:val="both"/>
-        <w:rPr>
-          <w:rFonts w:ascii="Arial" w:hAnsi="Arial" w:cs="Arial"/>
-          <w:sz w:val="20"/>
-        </w:rPr>
-      </w:pPr>
-      <w:r>
-        <w:rPr>
-          <w:rFonts w:ascii="Arial" w:hAnsi="Arial" w:cs="Arial"/>
-          <w:sz w:val="20"/>
-        </w:rPr>
-        <w:t xml:space="preserve">Shipped secure file/report pipelines using </w:t>
-      </w:r>
-      <w:r>
-        <w:rPr>
-          <w:rStyle w:val="Strong"/>
-          <w:rFonts w:ascii="Arial" w:hAnsi="Arial" w:cs="Arial"/>
-          <w:sz w:val="20"/>
-        </w:rPr>
-        <w:t>S3</w:t>
-      </w:r>
-      <w:r>
-        <w:rPr>
-          <w:rFonts w:ascii="Arial" w:hAnsi="Arial" w:cs="Arial"/>
-          <w:sz w:val="20"/>
-        </w:rPr>
-        <w:t xml:space="preserve"> </w:t>
-      </w:r>
-      <w:proofErr w:type="spellStart"/>
-      <w:r>
-        <w:rPr>
-          <w:rFonts w:ascii="Arial" w:hAnsi="Arial" w:cs="Arial"/>
-          <w:sz w:val="20"/>
-        </w:rPr>
-        <w:t>presigned</w:t>
-      </w:r>
-      <w:proofErr w:type="spellEnd"/>
-      <w:r>
-        <w:rPr>
-          <w:rFonts w:ascii="Arial" w:hAnsi="Arial" w:cs="Arial"/>
-          <w:sz w:val="20"/>
-        </w:rPr>
-        <w:t xml:space="preserve"> URLs, server-side validation, and content-type enforcement, with CDN distribution through </w:t>
-      </w:r>
-      <w:proofErr w:type="spellStart"/>
-      <w:r>
-        <w:rPr>
-          <w:rStyle w:val="Strong"/>
-          <w:rFonts w:ascii="Arial" w:hAnsi="Arial" w:cs="Arial"/>
-          <w:sz w:val="20"/>
-        </w:rPr>
-        <w:t>CloudFront</w:t>
-      </w:r>
-      <w:proofErr w:type="spellEnd"/>
-      <w:r>
-        <w:rPr>
-          <w:rFonts w:ascii="Arial" w:hAnsi="Arial" w:cs="Arial"/>
-          <w:sz w:val="20"/>
-        </w:rPr>
-        <w:t xml:space="preserve"> for large downloads.</w:t>
-      </w:r>
-    </w:p>
-    <w:p>
-      <w:pPr>
-        <w:pStyle w:val="NormalWeb"/>
-        <w:numPr>
-          <w:ilvl w:val="0"/>
-          <w:numId w:val="4"/>
-        </w:numPr>
-        <w:jc w:val="both"/>
-        <w:rPr>
-          <w:rFonts w:ascii="Arial" w:hAnsi="Arial" w:cs="Arial"/>
-          <w:sz w:val="20"/>
-        </w:rPr>
-      </w:pPr>
-      <w:r>
-        <w:rPr>
-          <w:rFonts w:ascii="Arial" w:hAnsi="Arial" w:cs="Arial"/>
-          <w:sz w:val="20"/>
-        </w:rPr>
-        <w:t xml:space="preserve">Introduced end-to-end correlation using </w:t>
-      </w:r>
-      <w:r>
-        <w:rPr>
-          <w:rStyle w:val="Strong"/>
-          <w:rFonts w:ascii="Arial" w:hAnsi="Arial" w:cs="Arial"/>
-          <w:sz w:val="20"/>
-        </w:rPr>
-        <w:t>structured logging</w:t>
-      </w:r>
-      <w:r>
-        <w:rPr>
-          <w:rFonts w:ascii="Arial" w:hAnsi="Arial" w:cs="Arial"/>
-          <w:sz w:val="20"/>
-        </w:rPr>
-        <w:t xml:space="preserve"> plus trace context propagation, wiring </w:t>
-      </w:r>
-      <w:proofErr w:type="spellStart"/>
-      <w:r>
-        <w:rPr>
-          <w:rStyle w:val="Strong"/>
-          <w:rFonts w:ascii="Arial" w:hAnsi="Arial" w:cs="Arial"/>
-          <w:sz w:val="20"/>
-        </w:rPr>
-        <w:t>OpenTelemetry</w:t>
-      </w:r>
-      <w:proofErr w:type="spellEnd"/>
-      <w:r>
-        <w:rPr>
-          <w:rFonts w:ascii="Arial" w:hAnsi="Arial" w:cs="Arial"/>
-          <w:sz w:val="20"/>
-        </w:rPr>
-        <w:t xml:space="preserve"> to </w:t>
-      </w:r>
-      <w:proofErr w:type="spellStart"/>
-      <w:r>
-        <w:rPr>
-          <w:rFonts w:ascii="Arial" w:hAnsi="Arial" w:cs="Arial"/>
-          <w:sz w:val="20"/>
-        </w:rPr>
-        <w:t>backends</w:t>
-      </w:r>
-      <w:proofErr w:type="spellEnd"/>
-      <w:r>
-        <w:rPr>
-          <w:rFonts w:ascii="Arial" w:hAnsi="Arial" w:cs="Arial"/>
-          <w:sz w:val="20"/>
-        </w:rPr>
-        <w:t xml:space="preserve"> and surfacing signals in </w:t>
-      </w:r>
-      <w:proofErr w:type="spellStart"/>
-      <w:r>
-        <w:rPr>
-          <w:rStyle w:val="Strong"/>
-          <w:rFonts w:ascii="Arial" w:hAnsi="Arial" w:cs="Arial"/>
-          <w:sz w:val="20"/>
-        </w:rPr>
-        <w:t>Datadog</w:t>
-      </w:r>
-      <w:proofErr w:type="spellEnd"/>
-      <w:r>
-        <w:rPr>
-          <w:rFonts w:ascii="Arial" w:hAnsi="Arial" w:cs="Arial"/>
-          <w:sz w:val="20"/>
-        </w:rPr>
-        <w:t xml:space="preserve">, </w:t>
-      </w:r>
-      <w:proofErr w:type="spellStart"/>
-      <w:r>
-        <w:rPr>
-          <w:rStyle w:val="Strong"/>
-          <w:rFonts w:ascii="Arial" w:hAnsi="Arial" w:cs="Arial"/>
-          <w:sz w:val="20"/>
-        </w:rPr>
-        <w:t>Grafana</w:t>
-      </w:r>
-      <w:proofErr w:type="spellEnd"/>
-      <w:r>
-        <w:rPr>
-          <w:rFonts w:ascii="Arial" w:hAnsi="Arial" w:cs="Arial"/>
-          <w:sz w:val="20"/>
-        </w:rPr>
-        <w:t xml:space="preserve">, and </w:t>
-      </w:r>
-      <w:proofErr w:type="spellStart"/>
-      <w:r>
-        <w:rPr>
-          <w:rStyle w:val="Strong"/>
-          <w:rFonts w:ascii="Arial" w:hAnsi="Arial" w:cs="Arial"/>
-          <w:sz w:val="20"/>
-        </w:rPr>
-        <w:t>CloudWatch</w:t>
-      </w:r>
-      <w:proofErr w:type="spellEnd"/>
-      <w:r>
-        <w:rPr>
-          <w:rFonts w:ascii="Arial" w:hAnsi="Arial" w:cs="Arial"/>
-          <w:sz w:val="20"/>
-        </w:rPr>
-        <w:t xml:space="preserve"> dashboards.</w:t>
-      </w:r>
-    </w:p>
-    <w:p>
-      <w:pPr>
-        <w:pStyle w:val="NormalWeb"/>
-        <w:numPr>
-          <w:ilvl w:val="0"/>
-          <w:numId w:val="4"/>
-        </w:numPr>
-        <w:jc w:val="both"/>
-        <w:rPr>
-          <w:rFonts w:ascii="Arial" w:hAnsi="Arial" w:cs="Arial"/>
-          <w:sz w:val="20"/>
-        </w:rPr>
-      </w:pPr>
-      <w:r>
-        <w:rPr>
-          <w:rFonts w:ascii="Arial" w:hAnsi="Arial" w:cs="Arial"/>
-          <w:sz w:val="20"/>
-        </w:rPr>
-        <w:t xml:space="preserve">Established operational SLO-driven alerting using </w:t>
-      </w:r>
-      <w:r>
-        <w:rPr>
-          <w:rStyle w:val="Strong"/>
-          <w:rFonts w:ascii="Arial" w:hAnsi="Arial" w:cs="Arial"/>
-          <w:sz w:val="20"/>
-        </w:rPr>
-        <w:t>Prometheus</w:t>
-      </w:r>
-      <w:r>
-        <w:rPr>
-          <w:rFonts w:ascii="Arial" w:hAnsi="Arial" w:cs="Arial"/>
-          <w:sz w:val="20"/>
-        </w:rPr>
-        <w:t xml:space="preserve"> metrics and actionable </w:t>
-      </w:r>
-      <w:proofErr w:type="spellStart"/>
-      <w:r>
-        <w:rPr>
-          <w:rFonts w:ascii="Arial" w:hAnsi="Arial" w:cs="Arial"/>
-          <w:sz w:val="20"/>
-        </w:rPr>
-        <w:t>runbooks</w:t>
-      </w:r>
-      <w:proofErr w:type="spellEnd"/>
-      <w:r>
-        <w:rPr>
-          <w:rFonts w:ascii="Arial" w:hAnsi="Arial" w:cs="Arial"/>
-          <w:sz w:val="20"/>
-        </w:rPr>
-        <w:t>, improving incident triage and reducing repeat escalations.</w:t>
-      </w:r>
-    </w:p>
-    <w:p>
-      <w:pPr>
-        <w:pStyle w:val="NormalWeb"/>
-        <w:numPr>
-          <w:ilvl w:val="0"/>
-          <w:numId w:val="4"/>
-        </w:numPr>
-        <w:jc w:val="both"/>
-        <w:rPr>
-          <w:rFonts w:ascii="Arial" w:hAnsi="Arial" w:cs="Arial"/>
-          <w:sz w:val="20"/>
-        </w:rPr>
-      </w:pPr>
-      <w:r>
-        <w:rPr>
-          <w:rFonts w:ascii="Arial" w:hAnsi="Arial" w:cs="Arial"/>
-          <w:sz w:val="20"/>
-        </w:rPr>
-        <w:t xml:space="preserve">Deployed containerized services on </w:t>
-      </w:r>
-      <w:r>
-        <w:rPr>
-          <w:rStyle w:val="Strong"/>
-          <w:rFonts w:ascii="Arial" w:hAnsi="Arial" w:cs="Arial"/>
-          <w:sz w:val="20"/>
-        </w:rPr>
-        <w:t>ECS</w:t>
-      </w:r>
-      <w:r>
-        <w:rPr>
-          <w:rFonts w:ascii="Arial" w:hAnsi="Arial" w:cs="Arial"/>
-          <w:sz w:val="20"/>
-        </w:rPr>
-        <w:t xml:space="preserve"> and </w:t>
-      </w:r>
-      <w:r>
-        <w:rPr>
-          <w:rStyle w:val="Strong"/>
-          <w:rFonts w:ascii="Arial" w:hAnsi="Arial" w:cs="Arial"/>
-          <w:sz w:val="20"/>
-        </w:rPr>
-        <w:t>EKS</w:t>
-      </w:r>
-      <w:r>
-        <w:rPr>
-          <w:rFonts w:ascii="Arial" w:hAnsi="Arial" w:cs="Arial"/>
-          <w:sz w:val="20"/>
-        </w:rPr>
-        <w:t xml:space="preserve"> with </w:t>
-      </w:r>
-      <w:proofErr w:type="spellStart"/>
-      <w:r>
-        <w:rPr>
-          <w:rStyle w:val="Strong"/>
-          <w:rFonts w:ascii="Arial" w:hAnsi="Arial" w:cs="Arial"/>
-          <w:sz w:val="20"/>
-        </w:rPr>
-        <w:t>Docker</w:t>
-      </w:r>
-      <w:proofErr w:type="spellEnd"/>
-      <w:r>
-        <w:rPr>
-          <w:rFonts w:ascii="Arial" w:hAnsi="Arial" w:cs="Arial"/>
-          <w:sz w:val="20"/>
-        </w:rPr>
-        <w:t xml:space="preserve">, </w:t>
-      </w:r>
-      <w:proofErr w:type="spellStart"/>
-      <w:r>
-        <w:rPr>
-          <w:rStyle w:val="Strong"/>
-          <w:rFonts w:ascii="Arial" w:hAnsi="Arial" w:cs="Arial"/>
-          <w:sz w:val="20"/>
-        </w:rPr>
-        <w:t>Kubernetes</w:t>
-      </w:r>
-      <w:proofErr w:type="spellEnd"/>
-      <w:r>
-        <w:rPr>
-          <w:rFonts w:ascii="Arial" w:hAnsi="Arial" w:cs="Arial"/>
-          <w:sz w:val="20"/>
-        </w:rPr>
-        <w:t xml:space="preserve">, and </w:t>
-      </w:r>
-      <w:r>
-        <w:rPr>
-          <w:rStyle w:val="Strong"/>
-          <w:rFonts w:ascii="Arial" w:hAnsi="Arial" w:cs="Arial"/>
-          <w:sz w:val="20"/>
-        </w:rPr>
-        <w:t>Helm</w:t>
-      </w:r>
-      <w:r>
-        <w:rPr>
-          <w:rFonts w:ascii="Arial" w:hAnsi="Arial" w:cs="Arial"/>
-          <w:sz w:val="20"/>
-        </w:rPr>
-        <w:t xml:space="preserve">, using </w:t>
-      </w:r>
-      <w:r>
-        <w:rPr>
-          <w:rStyle w:val="Strong"/>
-          <w:rFonts w:ascii="Arial" w:hAnsi="Arial" w:cs="Arial"/>
-          <w:sz w:val="20"/>
-        </w:rPr>
-        <w:t>Argo CD</w:t>
-      </w:r>
-      <w:r>
-        <w:rPr>
-          <w:rFonts w:ascii="Arial" w:hAnsi="Arial" w:cs="Arial"/>
-          <w:sz w:val="20"/>
-        </w:rPr>
-        <w:t xml:space="preserve"> and </w:t>
-      </w:r>
-      <w:proofErr w:type="spellStart"/>
-      <w:r>
-        <w:rPr>
-          <w:rStyle w:val="Strong"/>
-          <w:rFonts w:ascii="Arial" w:hAnsi="Arial" w:cs="Arial"/>
-          <w:sz w:val="20"/>
-        </w:rPr>
-        <w:t>GitOps</w:t>
-      </w:r>
-      <w:proofErr w:type="spellEnd"/>
-      <w:r>
-        <w:rPr>
-          <w:rFonts w:ascii="Arial" w:hAnsi="Arial" w:cs="Arial"/>
-          <w:sz w:val="20"/>
-        </w:rPr>
-        <w:t xml:space="preserve"> workflows for controlled promotions.</w:t>
-      </w:r>
-    </w:p>
-    <w:p>
-      <w:pPr>
-        <w:pStyle w:val="NormalWeb"/>
-        <w:numPr>
-          <w:ilvl w:val="0"/>
-          <w:numId w:val="4"/>
-        </w:numPr>
-        <w:jc w:val="both"/>
-        <w:rPr>
-          <w:rFonts w:ascii="Arial" w:hAnsi="Arial" w:cs="Arial"/>
-          <w:sz w:val="20"/>
-        </w:rPr>
-      </w:pPr>
-      <w:r>
-        <w:rPr>
-          <w:rFonts w:ascii="Arial" w:hAnsi="Arial" w:cs="Arial"/>
-          <w:sz w:val="20"/>
-        </w:rPr>
-        <w:t xml:space="preserve">Automated infrastructure changes using </w:t>
-      </w:r>
-      <w:proofErr w:type="spellStart"/>
-      <w:r>
-        <w:rPr>
-          <w:rStyle w:val="Strong"/>
-          <w:rFonts w:ascii="Arial" w:hAnsi="Arial" w:cs="Arial"/>
-          <w:sz w:val="20"/>
-        </w:rPr>
-        <w:t>Terraform</w:t>
-      </w:r>
-      <w:proofErr w:type="spellEnd"/>
-      <w:r>
-        <w:rPr>
-          <w:rFonts w:ascii="Arial" w:hAnsi="Arial" w:cs="Arial"/>
-          <w:sz w:val="20"/>
-        </w:rPr>
-        <w:t xml:space="preserve"> and </w:t>
-      </w:r>
-      <w:proofErr w:type="spellStart"/>
-      <w:r>
-        <w:rPr>
-          <w:rStyle w:val="Strong"/>
-          <w:rFonts w:ascii="Arial" w:hAnsi="Arial" w:cs="Arial"/>
-          <w:sz w:val="20"/>
-        </w:rPr>
-        <w:t>CloudFormation</w:t>
-      </w:r>
-      <w:proofErr w:type="spellEnd"/>
-      <w:r>
-        <w:rPr>
-          <w:rFonts w:ascii="Arial" w:hAnsi="Arial" w:cs="Arial"/>
-          <w:sz w:val="20"/>
-        </w:rPr>
-        <w:t xml:space="preserve">, hardening </w:t>
-      </w:r>
-      <w:r>
-        <w:rPr>
-          <w:rStyle w:val="Strong"/>
-          <w:rFonts w:ascii="Arial" w:hAnsi="Arial" w:cs="Arial"/>
-          <w:sz w:val="20"/>
-        </w:rPr>
-        <w:t>IAM</w:t>
-      </w:r>
-      <w:r>
-        <w:rPr>
-          <w:rFonts w:ascii="Arial" w:hAnsi="Arial" w:cs="Arial"/>
-          <w:sz w:val="20"/>
-        </w:rPr>
-        <w:t xml:space="preserve"> policies with least-privilege roles and audited change controls.</w:t>
-      </w:r>
-    </w:p>
-    <w:p>
-      <w:pPr>
-        <w:pStyle w:val="NormalWeb"/>
-        <w:numPr>
-          <w:ilvl w:val="0"/>
-          <w:numId w:val="4"/>
-        </w:numPr>
-        <w:jc w:val="both"/>
-        <w:rPr>
-          <w:rFonts w:ascii="Arial" w:hAnsi="Arial" w:cs="Arial"/>
-          <w:sz w:val="20"/>
-        </w:rPr>
-      </w:pPr>
-      <w:r>
-        <w:rPr>
-          <w:rFonts w:ascii="Arial" w:hAnsi="Arial" w:cs="Arial"/>
-          <w:sz w:val="20"/>
-        </w:rPr>
-        <w:lastRenderedPageBreak/>
-        <w:t xml:space="preserve">Implemented workflow automation with </w:t>
-      </w:r>
-      <w:proofErr w:type="spellStart"/>
-      <w:r>
-        <w:rPr>
-          <w:rStyle w:val="Strong"/>
-          <w:rFonts w:ascii="Arial" w:hAnsi="Arial" w:cs="Arial"/>
-          <w:sz w:val="20"/>
-        </w:rPr>
-        <w:t>EventBridge</w:t>
-      </w:r>
-      <w:proofErr w:type="spellEnd"/>
-      <w:r>
-        <w:rPr>
-          <w:rFonts w:ascii="Arial" w:hAnsi="Arial" w:cs="Arial"/>
-          <w:sz w:val="20"/>
-        </w:rPr>
-        <w:t xml:space="preserve"> and </w:t>
-      </w:r>
-      <w:r>
-        <w:rPr>
-          <w:rStyle w:val="Strong"/>
-          <w:rFonts w:ascii="Arial" w:hAnsi="Arial" w:cs="Arial"/>
-          <w:sz w:val="20"/>
-        </w:rPr>
-        <w:t>Step Functions</w:t>
-      </w:r>
-      <w:r>
-        <w:rPr>
-          <w:rFonts w:ascii="Arial" w:hAnsi="Arial" w:cs="Arial"/>
-          <w:sz w:val="20"/>
-        </w:rPr>
-        <w:t xml:space="preserve"> for long-running, </w:t>
-      </w:r>
-      <w:proofErr w:type="spellStart"/>
-      <w:r>
-        <w:rPr>
-          <w:rFonts w:ascii="Arial" w:hAnsi="Arial" w:cs="Arial"/>
-          <w:sz w:val="20"/>
-        </w:rPr>
-        <w:t>stateful</w:t>
-      </w:r>
-      <w:proofErr w:type="spellEnd"/>
-      <w:r>
-        <w:rPr>
-          <w:rFonts w:ascii="Arial" w:hAnsi="Arial" w:cs="Arial"/>
-          <w:sz w:val="20"/>
-        </w:rPr>
-        <w:t xml:space="preserve"> processes that required retries, compensation steps, and traceable transitions.</w:t>
-      </w:r>
-    </w:p>
-    <w:p>
-      <w:pPr>
-        <w:pStyle w:val="NormalWeb"/>
-        <w:numPr>
-          <w:ilvl w:val="0"/>
-          <w:numId w:val="4"/>
-        </w:numPr>
-        <w:jc w:val="both"/>
-        <w:rPr>
-          <w:rFonts w:ascii="Arial" w:hAnsi="Arial" w:cs="Arial"/>
-          <w:sz w:val="20"/>
-        </w:rPr>
-      </w:pPr>
-      <w:r>
-        <w:rPr>
-          <w:rFonts w:ascii="Arial" w:hAnsi="Arial" w:cs="Arial"/>
-          <w:sz w:val="20"/>
-        </w:rPr>
-        <w:t xml:space="preserve">Strengthened </w:t>
-      </w:r>
-      <w:proofErr w:type="spellStart"/>
-      <w:r>
-        <w:rPr>
-          <w:rFonts w:ascii="Arial" w:hAnsi="Arial" w:cs="Arial"/>
-          <w:sz w:val="20"/>
-        </w:rPr>
-        <w:t>auth</w:t>
-      </w:r>
-      <w:proofErr w:type="spellEnd"/>
-      <w:r>
-        <w:rPr>
-          <w:rFonts w:ascii="Arial" w:hAnsi="Arial" w:cs="Arial"/>
-          <w:sz w:val="20"/>
-        </w:rPr>
-        <w:t xml:space="preserve"> and tenant isolation with </w:t>
-      </w:r>
-      <w:r>
-        <w:rPr>
-          <w:rStyle w:val="Strong"/>
-          <w:rFonts w:ascii="Arial" w:hAnsi="Arial" w:cs="Arial"/>
-          <w:sz w:val="20"/>
-        </w:rPr>
-        <w:t>OAuth2/OIDC</w:t>
-      </w:r>
-      <w:r>
-        <w:rPr>
-          <w:rFonts w:ascii="Arial" w:hAnsi="Arial" w:cs="Arial"/>
-          <w:sz w:val="20"/>
-        </w:rPr>
-        <w:t xml:space="preserve">, </w:t>
-      </w:r>
-      <w:r>
-        <w:rPr>
-          <w:rStyle w:val="Strong"/>
-          <w:rFonts w:ascii="Arial" w:hAnsi="Arial" w:cs="Arial"/>
-          <w:sz w:val="20"/>
-        </w:rPr>
-        <w:t>JWT</w:t>
-      </w:r>
-      <w:r>
-        <w:rPr>
-          <w:rFonts w:ascii="Arial" w:hAnsi="Arial" w:cs="Arial"/>
-          <w:sz w:val="20"/>
-        </w:rPr>
-        <w:t xml:space="preserve">, and provider integrations such as </w:t>
-      </w:r>
-      <w:proofErr w:type="spellStart"/>
-      <w:r>
-        <w:rPr>
-          <w:rStyle w:val="Strong"/>
-          <w:rFonts w:ascii="Arial" w:hAnsi="Arial" w:cs="Arial"/>
-          <w:sz w:val="20"/>
-        </w:rPr>
-        <w:t>Okta</w:t>
-      </w:r>
-      <w:proofErr w:type="spellEnd"/>
-      <w:r>
-        <w:rPr>
-          <w:rStyle w:val="Strong"/>
-          <w:rFonts w:ascii="Arial" w:hAnsi="Arial" w:cs="Arial"/>
-          <w:sz w:val="20"/>
-        </w:rPr>
-        <w:t xml:space="preserve">/Auth0/AWS </w:t>
-      </w:r>
-      <w:proofErr w:type="spellStart"/>
-      <w:r>
-        <w:rPr>
-          <w:rStyle w:val="Strong"/>
-          <w:rFonts w:ascii="Arial" w:hAnsi="Arial" w:cs="Arial"/>
-          <w:sz w:val="20"/>
-        </w:rPr>
-        <w:t>Cognito</w:t>
-      </w:r>
-      <w:proofErr w:type="spellEnd"/>
-      <w:r>
-        <w:rPr>
-          <w:rFonts w:ascii="Arial" w:hAnsi="Arial" w:cs="Arial"/>
-          <w:sz w:val="20"/>
-        </w:rPr>
-        <w:t xml:space="preserve">, including </w:t>
-      </w:r>
-      <w:r>
-        <w:rPr>
-          <w:rStyle w:val="Strong"/>
-          <w:rFonts w:ascii="Arial" w:hAnsi="Arial" w:cs="Arial"/>
-          <w:sz w:val="20"/>
-        </w:rPr>
-        <w:t>RBAC/ABAC</w:t>
-      </w:r>
-      <w:r>
-        <w:rPr>
-          <w:rFonts w:ascii="Arial" w:hAnsi="Arial" w:cs="Arial"/>
-          <w:sz w:val="20"/>
-        </w:rPr>
-        <w:t xml:space="preserve"> enforcement and </w:t>
-      </w:r>
-      <w:r>
-        <w:rPr>
-          <w:rStyle w:val="Strong"/>
-          <w:rFonts w:ascii="Arial" w:hAnsi="Arial" w:cs="Arial"/>
-          <w:sz w:val="20"/>
-        </w:rPr>
-        <w:t>audit logging</w:t>
-      </w:r>
-      <w:r>
-        <w:rPr>
-          <w:rFonts w:ascii="Arial" w:hAnsi="Arial" w:cs="Arial"/>
-          <w:sz w:val="20"/>
-        </w:rPr>
-        <w:t>.</w:t>
-      </w:r>
-    </w:p>
-    <w:p>
-      <w:pPr>
-        <w:pStyle w:val="NormalWeb"/>
-        <w:numPr>
-          <w:ilvl w:val="0"/>
-          <w:numId w:val="4"/>
-        </w:numPr>
-        <w:jc w:val="both"/>
-        <w:rPr>
-          <w:rFonts w:ascii="Arial" w:hAnsi="Arial" w:cs="Arial"/>
-          <w:sz w:val="20"/>
-        </w:rPr>
-      </w:pPr>
-      <w:r>
-        <w:rPr>
-          <w:rFonts w:ascii="Arial" w:hAnsi="Arial" w:cs="Arial"/>
-          <w:sz w:val="20"/>
-        </w:rPr>
-        <w:t xml:space="preserve">Built quality gates in CI/CD using </w:t>
-      </w:r>
-      <w:proofErr w:type="spellStart"/>
-      <w:r>
-        <w:rPr>
-          <w:rStyle w:val="Strong"/>
-          <w:rFonts w:ascii="Arial" w:hAnsi="Arial" w:cs="Arial"/>
-          <w:sz w:val="20"/>
-        </w:rPr>
-        <w:t>GitHub</w:t>
-      </w:r>
-      <w:proofErr w:type="spellEnd"/>
-      <w:r>
-        <w:rPr>
-          <w:rStyle w:val="Strong"/>
-          <w:rFonts w:ascii="Arial" w:hAnsi="Arial" w:cs="Arial"/>
-          <w:sz w:val="20"/>
-        </w:rPr>
-        <w:t xml:space="preserve"> Actions</w:t>
-      </w:r>
-      <w:r>
-        <w:rPr>
-          <w:rFonts w:ascii="Arial" w:hAnsi="Arial" w:cs="Arial"/>
-          <w:sz w:val="20"/>
-        </w:rPr>
-        <w:t xml:space="preserve"> (and interoperable templates for </w:t>
-      </w:r>
-      <w:proofErr w:type="spellStart"/>
-      <w:r>
-        <w:rPr>
-          <w:rStyle w:val="Strong"/>
-          <w:rFonts w:ascii="Arial" w:hAnsi="Arial" w:cs="Arial"/>
-          <w:sz w:val="20"/>
-        </w:rPr>
-        <w:t>GitLab</w:t>
-      </w:r>
-      <w:proofErr w:type="spellEnd"/>
-      <w:r>
-        <w:rPr>
-          <w:rStyle w:val="Strong"/>
-          <w:rFonts w:ascii="Arial" w:hAnsi="Arial" w:cs="Arial"/>
-          <w:sz w:val="20"/>
-        </w:rPr>
-        <w:t xml:space="preserve"> CI/Jenkins/Azure </w:t>
-      </w:r>
-      <w:proofErr w:type="spellStart"/>
-      <w:r>
-        <w:rPr>
-          <w:rStyle w:val="Strong"/>
-          <w:rFonts w:ascii="Arial" w:hAnsi="Arial" w:cs="Arial"/>
-          <w:sz w:val="20"/>
-        </w:rPr>
-        <w:t>DevOps</w:t>
-      </w:r>
-      <w:proofErr w:type="spellEnd"/>
-      <w:r>
-        <w:rPr>
-          <w:rStyle w:val="Strong"/>
-          <w:rFonts w:ascii="Arial" w:hAnsi="Arial" w:cs="Arial"/>
-          <w:sz w:val="20"/>
-        </w:rPr>
-        <w:t>/</w:t>
-      </w:r>
-      <w:proofErr w:type="spellStart"/>
-      <w:r>
-        <w:rPr>
-          <w:rStyle w:val="Strong"/>
-          <w:rFonts w:ascii="Arial" w:hAnsi="Arial" w:cs="Arial"/>
-          <w:sz w:val="20"/>
-        </w:rPr>
-        <w:t>CircleCI</w:t>
-      </w:r>
-      <w:proofErr w:type="spellEnd"/>
-      <w:r>
-        <w:rPr>
-          <w:rFonts w:ascii="Arial" w:hAnsi="Arial" w:cs="Arial"/>
-          <w:sz w:val="20"/>
-        </w:rPr>
-        <w:t>), running unit/integration suites (</w:t>
-      </w:r>
-      <w:proofErr w:type="spellStart"/>
-      <w:r>
-        <w:rPr>
-          <w:rStyle w:val="Strong"/>
-          <w:rFonts w:ascii="Arial" w:hAnsi="Arial" w:cs="Arial"/>
-          <w:sz w:val="20"/>
-        </w:rPr>
-        <w:t>Pytest</w:t>
-      </w:r>
-      <w:proofErr w:type="spellEnd"/>
-      <w:r>
-        <w:rPr>
-          <w:rFonts w:ascii="Arial" w:hAnsi="Arial" w:cs="Arial"/>
-          <w:sz w:val="20"/>
-        </w:rPr>
-        <w:t xml:space="preserve">, plus cross-stack </w:t>
-      </w:r>
-      <w:r>
-        <w:rPr>
-          <w:rStyle w:val="Strong"/>
-          <w:rFonts w:ascii="Arial" w:hAnsi="Arial" w:cs="Arial"/>
-          <w:sz w:val="20"/>
-        </w:rPr>
-        <w:t>Jest/Mocha/Chai</w:t>
-      </w:r>
-      <w:r>
-        <w:rPr>
-          <w:rFonts w:ascii="Arial" w:hAnsi="Arial" w:cs="Arial"/>
-          <w:sz w:val="20"/>
-        </w:rPr>
-        <w:t xml:space="preserve"> where relevant) and </w:t>
-      </w:r>
-      <w:r>
-        <w:rPr>
-          <w:rStyle w:val="Strong"/>
-          <w:rFonts w:ascii="Arial" w:hAnsi="Arial" w:cs="Arial"/>
-          <w:sz w:val="20"/>
-        </w:rPr>
-        <w:t>Pact-style</w:t>
-      </w:r>
-      <w:r>
-        <w:rPr>
-          <w:rFonts w:ascii="Arial" w:hAnsi="Arial" w:cs="Arial"/>
-          <w:sz w:val="20"/>
-        </w:rPr>
-        <w:t xml:space="preserve"> contract checks for partner APIs.</w:t>
-      </w:r>
-    </w:p>
-    <w:p>
-      <w:pPr>
-        <w:pBdr>
-          <w:bottom w:val="dashed" w:sz="4" w:space="0" w:color="CFD2CD"/>
-        </w:pBdr>
-        <w:spacing w:after="120"/>
-      </w:pPr>
-      <w:r>
-        <w:t xml:space="preserve"> </w:t>
-      </w:r>
-    </w:p>
-    <w:p>
-      <w:r>
-        <w:rPr>
-          <w:rFonts w:ascii="Arial" w:eastAsia="Arial" w:hAnsi="Arial" w:cs="Arial"/>
-          <w:b/>
-          <w:bCs/>
-          <w:color w:val="111111"/>
-          <w:sz w:val="23"/>
-          <w:szCs w:val="23"/>
-        </w:rPr>
-        <w:t>Full Stack Engineer</w:t>
-      </w:r>
-    </w:p>
-    <w:p>
-      <w:proofErr w:type="spellStart"/>
-      <w:r>
-        <w:rPr>
-          <w:rFonts w:ascii="Arial" w:eastAsia="Arial" w:hAnsi="Arial" w:cs="Arial"/>
-          <w:b/>
-          <w:bCs/>
-          <w:color w:val="6F8F6B"/>
-          <w:sz w:val="21"/>
-          <w:szCs w:val="21"/>
-        </w:rPr>
-        <w:t>Webiz</w:t>
-      </w:r>
-      <w:proofErr w:type="spellEnd"/>
-      <w:r>
-        <w:rPr>
-          <w:rFonts w:ascii="Arial" w:eastAsia="Arial" w:hAnsi="Arial" w:cs="Arial"/>
-          <w:b/>
-          <w:bCs/>
-          <w:color w:val="6F8F6B"/>
-          <w:sz w:val="21"/>
-          <w:szCs w:val="21"/>
-        </w:rPr>
-        <w:t xml:space="preserve"> Digital</w:t>
-      </w:r>
-    </w:p>
-    <w:p>
-      <w:r>
-        <w:rPr>
-          <w:rFonts w:ascii="Arial" w:eastAsia="Arial" w:hAnsi="Arial" w:cs="Arial"/>
-          <w:color w:val="4B5563"/>
-          <w:sz w:val="19"/>
-          <w:szCs w:val="19"/>
-        </w:rPr>
-        <w:t>July 2017 - January 2020</w:t>
-      </w:r>
-    </w:p>
-    <w:p>
-      <w:pPr>
-        <w:pStyle w:val="NormalWeb"/>
-        <w:numPr>
-          <w:ilvl w:val="0"/>
-          <w:numId w:val="6"/>
-        </w:numPr>
-        <w:jc w:val="both"/>
-        <w:rPr>
-          <w:rFonts w:ascii="Arial" w:hAnsi="Arial" w:cs="Arial"/>
-          <w:sz w:val="20"/>
-        </w:rPr>
-      </w:pPr>
-      <w:r>
-        <w:rPr>
-          <w:rFonts w:ascii="Arial" w:hAnsi="Arial" w:cs="Arial"/>
-          <w:sz w:val="20"/>
-        </w:rPr>
-        <w:t xml:space="preserve">Developed full-stack features using </w:t>
-      </w:r>
-      <w:r>
-        <w:rPr>
-          <w:rStyle w:val="Strong"/>
-          <w:rFonts w:ascii="Arial" w:hAnsi="Arial" w:cs="Arial"/>
-          <w:sz w:val="20"/>
-        </w:rPr>
-        <w:t>Python</w:t>
-      </w:r>
-      <w:r>
-        <w:rPr>
-          <w:rFonts w:ascii="Arial" w:hAnsi="Arial" w:cs="Arial"/>
-          <w:sz w:val="20"/>
-        </w:rPr>
-        <w:t xml:space="preserve"> services and </w:t>
-      </w:r>
-      <w:r>
-        <w:rPr>
-          <w:rStyle w:val="Strong"/>
-          <w:rFonts w:ascii="Arial" w:hAnsi="Arial" w:cs="Arial"/>
-          <w:sz w:val="20"/>
-        </w:rPr>
-        <w:t>Angular</w:t>
-      </w:r>
-      <w:r>
-        <w:rPr>
-          <w:rFonts w:ascii="Arial" w:hAnsi="Arial" w:cs="Arial"/>
-          <w:sz w:val="20"/>
-        </w:rPr>
-        <w:t xml:space="preserve"> applications, balancing responsive UI behavior with reliable backend validation and data integrity.</w:t>
-      </w:r>
-    </w:p>
-    <w:p>
-      <w:pPr>
-        <w:pStyle w:val="NormalWeb"/>
-        <w:numPr>
-          <w:ilvl w:val="0"/>
-          <w:numId w:val="6"/>
-        </w:numPr>
-        <w:jc w:val="both"/>
-        <w:rPr>
-          <w:rFonts w:ascii="Arial" w:hAnsi="Arial" w:cs="Arial"/>
-          <w:sz w:val="20"/>
-        </w:rPr>
-      </w:pPr>
-      <w:r>
-        <w:rPr>
-          <w:rFonts w:ascii="Arial" w:hAnsi="Arial" w:cs="Arial"/>
-          <w:sz w:val="20"/>
-        </w:rPr>
-        <w:t xml:space="preserve">Implemented </w:t>
-      </w:r>
-      <w:proofErr w:type="spellStart"/>
-      <w:r>
-        <w:rPr>
-          <w:rStyle w:val="Strong"/>
-          <w:rFonts w:ascii="Arial" w:hAnsi="Arial" w:cs="Arial"/>
-          <w:sz w:val="20"/>
-        </w:rPr>
-        <w:t>RESTful</w:t>
-      </w:r>
-      <w:proofErr w:type="spellEnd"/>
-      <w:r>
-        <w:rPr>
-          <w:rFonts w:ascii="Arial" w:hAnsi="Arial" w:cs="Arial"/>
-          <w:sz w:val="20"/>
-        </w:rPr>
-        <w:t xml:space="preserve"> endpoints with pagination, filtering, and authorization checks, keeping behavior consistent across multiple clients and environments.</w:t>
-      </w:r>
-    </w:p>
-    <w:p>
-      <w:pPr>
-        <w:pStyle w:val="NormalWeb"/>
-        <w:numPr>
-          <w:ilvl w:val="0"/>
-          <w:numId w:val="6"/>
-        </w:numPr>
-        <w:jc w:val="both"/>
-        <w:rPr>
-          <w:rFonts w:ascii="Arial" w:hAnsi="Arial" w:cs="Arial"/>
-          <w:sz w:val="20"/>
-        </w:rPr>
-      </w:pPr>
-      <w:r>
-        <w:rPr>
-          <w:rFonts w:ascii="Arial" w:hAnsi="Arial" w:cs="Arial"/>
-          <w:sz w:val="20"/>
-        </w:rPr>
-        <w:t>Built reusable Angular components and complex forms with strong validation patterns, improving maintainability and accelerating delivery of new screens.</w:t>
-      </w:r>
-    </w:p>
-    <w:p>
-      <w:pPr>
-        <w:pStyle w:val="NormalWeb"/>
-        <w:numPr>
-          <w:ilvl w:val="0"/>
-          <w:numId w:val="6"/>
-        </w:numPr>
-        <w:jc w:val="both"/>
-        <w:rPr>
-          <w:rFonts w:ascii="Arial" w:hAnsi="Arial" w:cs="Arial"/>
-          <w:sz w:val="20"/>
-        </w:rPr>
-      </w:pPr>
-      <w:r>
-        <w:rPr>
-          <w:rFonts w:ascii="Arial" w:hAnsi="Arial" w:cs="Arial"/>
-          <w:sz w:val="20"/>
-        </w:rPr>
-        <w:t>Integrated asynchronous processing for long-running tasks using queue-driven workers and status tracking, providing reliable completion without blocking the UI thread.</w:t>
-      </w:r>
-    </w:p>
-    <w:p>
-      <w:pPr>
-        <w:pStyle w:val="NormalWeb"/>
-        <w:numPr>
-          <w:ilvl w:val="0"/>
-          <w:numId w:val="6"/>
-        </w:numPr>
-        <w:jc w:val="both"/>
-        <w:rPr>
-          <w:rFonts w:ascii="Arial" w:hAnsi="Arial" w:cs="Arial"/>
-          <w:sz w:val="20"/>
-        </w:rPr>
-      </w:pPr>
-      <w:r>
-        <w:rPr>
-          <w:rFonts w:ascii="Arial" w:hAnsi="Arial" w:cs="Arial"/>
-          <w:sz w:val="20"/>
-        </w:rPr>
-        <w:t xml:space="preserve">Improved database performance by tuning </w:t>
-      </w:r>
-      <w:r>
-        <w:rPr>
-          <w:rStyle w:val="Strong"/>
-          <w:rFonts w:ascii="Arial" w:hAnsi="Arial" w:cs="Arial"/>
-          <w:sz w:val="20"/>
-        </w:rPr>
-        <w:t>SQL</w:t>
-      </w:r>
-      <w:r>
-        <w:rPr>
-          <w:rFonts w:ascii="Arial" w:hAnsi="Arial" w:cs="Arial"/>
-          <w:sz w:val="20"/>
-        </w:rPr>
-        <w:t xml:space="preserve"> queries, adding pragmatic indexes, and eliminating </w:t>
-      </w:r>
-      <w:proofErr w:type="gramStart"/>
-      <w:r>
-        <w:rPr>
-          <w:rFonts w:ascii="Arial" w:hAnsi="Arial" w:cs="Arial"/>
-          <w:sz w:val="20"/>
-        </w:rPr>
-        <w:t>N+1 patterns</w:t>
-      </w:r>
-      <w:proofErr w:type="gramEnd"/>
-      <w:r>
-        <w:rPr>
-          <w:rFonts w:ascii="Arial" w:hAnsi="Arial" w:cs="Arial"/>
-          <w:sz w:val="20"/>
-        </w:rPr>
-        <w:t xml:space="preserve"> to stabilize response times under larger datasets.</w:t>
-      </w:r>
-    </w:p>
-    <w:p>
-      <w:pPr>
-        <w:pStyle w:val="NormalWeb"/>
-        <w:numPr>
-          <w:ilvl w:val="0"/>
-          <w:numId w:val="6"/>
-        </w:numPr>
-        <w:jc w:val="both"/>
-        <w:rPr>
-          <w:rFonts w:ascii="Arial" w:hAnsi="Arial" w:cs="Arial"/>
-          <w:sz w:val="20"/>
-        </w:rPr>
-      </w:pPr>
-      <w:r>
-        <w:rPr>
-          <w:rFonts w:ascii="Arial" w:hAnsi="Arial" w:cs="Arial"/>
-          <w:sz w:val="20"/>
-        </w:rPr>
-        <w:t xml:space="preserve">Added caching and throttling strategies to protect data stores during load spikes, using </w:t>
-      </w:r>
-      <w:proofErr w:type="spellStart"/>
-      <w:r>
-        <w:rPr>
-          <w:rStyle w:val="Strong"/>
-          <w:rFonts w:ascii="Arial" w:hAnsi="Arial" w:cs="Arial"/>
-          <w:sz w:val="20"/>
-        </w:rPr>
-        <w:t>Redis</w:t>
-      </w:r>
-      <w:proofErr w:type="spellEnd"/>
-      <w:r>
-        <w:rPr>
-          <w:rStyle w:val="Strong"/>
-          <w:rFonts w:ascii="Arial" w:hAnsi="Arial" w:cs="Arial"/>
-          <w:sz w:val="20"/>
-        </w:rPr>
-        <w:t>-style</w:t>
-      </w:r>
-      <w:r>
-        <w:rPr>
-          <w:rFonts w:ascii="Arial" w:hAnsi="Arial" w:cs="Arial"/>
-          <w:sz w:val="20"/>
-        </w:rPr>
-        <w:t xml:space="preserve"> patterns and API-level safeguards.</w:t>
-      </w:r>
-    </w:p>
-    <w:p>
-      <w:pPr>
-        <w:pStyle w:val="NormalWeb"/>
-        <w:numPr>
-          <w:ilvl w:val="0"/>
-          <w:numId w:val="6"/>
-        </w:numPr>
-        <w:jc w:val="both"/>
-        <w:rPr>
-          <w:rFonts w:ascii="Arial" w:hAnsi="Arial" w:cs="Arial"/>
-          <w:sz w:val="20"/>
-        </w:rPr>
-      </w:pPr>
-      <w:r>
-        <w:rPr>
-          <w:rFonts w:ascii="Arial" w:hAnsi="Arial" w:cs="Arial"/>
-          <w:sz w:val="20"/>
-        </w:rPr>
-        <w:t xml:space="preserve">Implemented secure </w:t>
-      </w:r>
-      <w:proofErr w:type="spellStart"/>
-      <w:r>
-        <w:rPr>
-          <w:rFonts w:ascii="Arial" w:hAnsi="Arial" w:cs="Arial"/>
-          <w:sz w:val="20"/>
-        </w:rPr>
-        <w:t>auth</w:t>
-      </w:r>
-      <w:proofErr w:type="spellEnd"/>
-      <w:r>
-        <w:rPr>
-          <w:rFonts w:ascii="Arial" w:hAnsi="Arial" w:cs="Arial"/>
-          <w:sz w:val="20"/>
-        </w:rPr>
-        <w:t xml:space="preserve"> flows with token refresh behavior, protected routes, and predictable error states aligned to </w:t>
-      </w:r>
-      <w:r>
-        <w:rPr>
-          <w:rStyle w:val="Strong"/>
-          <w:rFonts w:ascii="Arial" w:hAnsi="Arial" w:cs="Arial"/>
-          <w:sz w:val="20"/>
-        </w:rPr>
-        <w:t>JWT</w:t>
-      </w:r>
-      <w:r>
-        <w:rPr>
-          <w:rFonts w:ascii="Arial" w:hAnsi="Arial" w:cs="Arial"/>
-          <w:sz w:val="20"/>
-        </w:rPr>
-        <w:t xml:space="preserve"> and role-driven permissions.</w:t>
-      </w:r>
-    </w:p>
-    <w:p>
-      <w:pPr>
-        <w:pStyle w:val="NormalWeb"/>
-        <w:numPr>
-          <w:ilvl w:val="0"/>
-          <w:numId w:val="6"/>
-        </w:numPr>
-        <w:jc w:val="both"/>
-        <w:rPr>
-          <w:rFonts w:ascii="Arial" w:hAnsi="Arial" w:cs="Arial"/>
-          <w:sz w:val="20"/>
-        </w:rPr>
-      </w:pPr>
-      <w:r>
-        <w:rPr>
-          <w:rFonts w:ascii="Arial" w:hAnsi="Arial" w:cs="Arial"/>
-          <w:sz w:val="20"/>
-        </w:rPr>
-        <w:t xml:space="preserve">Built integration connectors to external APIs with robust error parsing, retries, and </w:t>
-      </w:r>
-      <w:proofErr w:type="spellStart"/>
-      <w:r>
-        <w:rPr>
-          <w:rFonts w:ascii="Arial" w:hAnsi="Arial" w:cs="Arial"/>
-          <w:sz w:val="20"/>
-        </w:rPr>
-        <w:t>backoff</w:t>
-      </w:r>
-      <w:proofErr w:type="spellEnd"/>
-      <w:r>
-        <w:rPr>
-          <w:rFonts w:ascii="Arial" w:hAnsi="Arial" w:cs="Arial"/>
-          <w:sz w:val="20"/>
-        </w:rPr>
-        <w:t>, making failures observable instead of silently degrading functionality.</w:t>
-      </w:r>
-    </w:p>
-    <w:p>
-      <w:pPr>
-        <w:pStyle w:val="NormalWeb"/>
-        <w:numPr>
-          <w:ilvl w:val="0"/>
-          <w:numId w:val="6"/>
-        </w:numPr>
-        <w:jc w:val="both"/>
-        <w:rPr>
-          <w:rFonts w:ascii="Arial" w:hAnsi="Arial" w:cs="Arial"/>
-          <w:sz w:val="20"/>
-        </w:rPr>
-      </w:pPr>
-      <w:r>
-        <w:rPr>
-          <w:rFonts w:ascii="Arial" w:hAnsi="Arial" w:cs="Arial"/>
-          <w:sz w:val="20"/>
-        </w:rPr>
-        <w:t xml:space="preserve">Increased release reliability by introducing automated build checks and repeatable deployments through </w:t>
-      </w:r>
-      <w:r>
-        <w:rPr>
-          <w:rStyle w:val="Strong"/>
-          <w:rFonts w:ascii="Arial" w:hAnsi="Arial" w:cs="Arial"/>
-          <w:sz w:val="20"/>
-        </w:rPr>
-        <w:t>CI/CD</w:t>
-      </w:r>
-      <w:r>
-        <w:rPr>
-          <w:rFonts w:ascii="Arial" w:hAnsi="Arial" w:cs="Arial"/>
-          <w:sz w:val="20"/>
-        </w:rPr>
-        <w:t xml:space="preserve"> pipelines and scripted environment validation.</w:t>
-      </w:r>
-    </w:p>
-    <w:p>
-      <w:pPr>
-        <w:pStyle w:val="NormalWeb"/>
-        <w:numPr>
-          <w:ilvl w:val="0"/>
-          <w:numId w:val="6"/>
-        </w:numPr>
-        <w:jc w:val="both"/>
-        <w:rPr>
-          <w:rFonts w:ascii="Arial" w:hAnsi="Arial" w:cs="Arial"/>
-          <w:sz w:val="20"/>
-        </w:rPr>
-      </w:pPr>
-      <w:r>
-        <w:rPr>
-          <w:rFonts w:ascii="Arial" w:hAnsi="Arial" w:cs="Arial"/>
-          <w:sz w:val="20"/>
-        </w:rPr>
-        <w:t xml:space="preserve">Expanded </w:t>
-      </w:r>
-      <w:proofErr w:type="spellStart"/>
-      <w:r>
-        <w:rPr>
-          <w:rFonts w:ascii="Arial" w:hAnsi="Arial" w:cs="Arial"/>
-          <w:sz w:val="20"/>
-        </w:rPr>
-        <w:t>observability</w:t>
-      </w:r>
-      <w:proofErr w:type="spellEnd"/>
-      <w:r>
-        <w:rPr>
-          <w:rFonts w:ascii="Arial" w:hAnsi="Arial" w:cs="Arial"/>
-          <w:sz w:val="20"/>
-        </w:rPr>
-        <w:t xml:space="preserve"> with structured logs and actionable dashboards, enabling faster triage during production support incidents.</w:t>
-      </w:r>
-    </w:p>
-    <w:p>
-      <w:pPr>
-        <w:pStyle w:val="NormalWeb"/>
-        <w:numPr>
-          <w:ilvl w:val="0"/>
-          <w:numId w:val="6"/>
-        </w:numPr>
-        <w:jc w:val="both"/>
-        <w:rPr>
-          <w:rFonts w:ascii="Arial" w:hAnsi="Arial" w:cs="Arial"/>
-          <w:sz w:val="20"/>
-        </w:rPr>
-      </w:pPr>
-      <w:r>
-        <w:rPr>
-          <w:rFonts w:ascii="Arial" w:hAnsi="Arial" w:cs="Arial"/>
-          <w:sz w:val="20"/>
-        </w:rPr>
-        <w:t xml:space="preserve">Supported event-driven integration points using </w:t>
-      </w:r>
-      <w:r>
-        <w:rPr>
-          <w:rStyle w:val="Strong"/>
-          <w:rFonts w:ascii="Arial" w:hAnsi="Arial" w:cs="Arial"/>
-          <w:sz w:val="20"/>
-        </w:rPr>
-        <w:t>SQS/SNS</w:t>
-      </w:r>
-      <w:r>
-        <w:rPr>
-          <w:rFonts w:ascii="Arial" w:hAnsi="Arial" w:cs="Arial"/>
-          <w:sz w:val="20"/>
-        </w:rPr>
-        <w:t xml:space="preserve"> concepts for notifications and background work, improving responsiveness for user-facing flows.</w:t>
-      </w:r>
-    </w:p>
-    <w:p>
-      <w:pPr>
-        <w:pStyle w:val="NormalWeb"/>
-        <w:numPr>
-          <w:ilvl w:val="0"/>
-          <w:numId w:val="6"/>
-        </w:numPr>
-        <w:jc w:val="both"/>
-        <w:rPr>
-          <w:rFonts w:ascii="Arial" w:hAnsi="Arial" w:cs="Arial"/>
-          <w:sz w:val="20"/>
-        </w:rPr>
-      </w:pPr>
-      <w:r>
-        <w:rPr>
-          <w:rFonts w:ascii="Arial" w:hAnsi="Arial" w:cs="Arial"/>
-          <w:sz w:val="20"/>
-        </w:rPr>
-        <w:t>Collaborated with designers and product stakeholders to translate UX requirements into accessible Angular layouts, refining edge cases during implementation.</w:t>
-      </w:r>
-    </w:p>
-    <w:p>
-      <w:pPr>
-        <w:pStyle w:val="NormalWeb"/>
-        <w:numPr>
-          <w:ilvl w:val="0"/>
-          <w:numId w:val="6"/>
-        </w:numPr>
-        <w:jc w:val="both"/>
-        <w:rPr>
-          <w:rFonts w:ascii="Arial" w:hAnsi="Arial" w:cs="Arial"/>
-          <w:sz w:val="20"/>
-        </w:rPr>
-      </w:pPr>
-      <w:r>
-        <w:rPr>
-          <w:rFonts w:ascii="Arial" w:hAnsi="Arial" w:cs="Arial"/>
-          <w:sz w:val="20"/>
-        </w:rPr>
-        <w:t>Provided production support and incident fixes by correlating logs and user reports, delivering targeted patches and follow-up refactors that reduced repeat issues.</w:t>
-      </w:r>
-    </w:p>
-    <w:p>
-      <w:pPr>
-        <w:pBdr>
-          <w:bottom w:val="dashed" w:sz="4" w:space="0" w:color="CFD2CD"/>
-        </w:pBdr>
-        <w:spacing w:after="120"/>
-      </w:pPr>
-      <w:r>
-        <w:t xml:space="preserve"> </w:t>
-      </w:r>
-    </w:p>
-    <w:p>
-      <w:r>
-        <w:rPr>
-          <w:rFonts w:ascii="Arial" w:eastAsia="Arial" w:hAnsi="Arial" w:cs="Arial"/>
-          <w:b/>
-          <w:bCs/>
-          <w:color w:val="111111"/>
-          <w:sz w:val="23"/>
-          <w:szCs w:val="23"/>
-        </w:rPr>
-        <w:t>Software Developer</w:t>
-      </w:r>
-    </w:p>
-    <w:p>
-      <w:proofErr w:type="gramStart"/>
-      <w:r>
-        <w:rPr>
-          <w:rFonts w:ascii="Arial" w:eastAsia="Arial" w:hAnsi="Arial" w:cs="Arial"/>
-          <w:b/>
-          <w:bCs/>
-          <w:color w:val="6F8F6B"/>
-          <w:sz w:val="21"/>
-          <w:szCs w:val="21"/>
-        </w:rPr>
         <w:t>Centric Tech Inc.</w:t>
       </w:r>
-      <w:proofErr w:type="gramEnd"/>
     </w:p>
     <w:p>
       <w:r>
@@ -4568,23 +3944,7 @@
           <w:rFonts w:ascii="Arial" w:hAnsi="Arial" w:cs="Arial"/>
           <w:sz w:val="20"/>
         </w:rPr>
-        <w:t xml:space="preserve">Introduced basic monitoring and </w:t>
-      </w:r>
-      <w:proofErr w:type="spellStart"/>
-      <w:r>
-        <w:rPr>
-          <w:rFonts w:ascii="Arial" w:hAnsi="Arial" w:cs="Arial"/>
-          <w:sz w:val="20"/>
-        </w:rPr>
-        <w:t>runbooks</w:t>
-      </w:r>
-      <w:proofErr w:type="spellEnd"/>
-      <w:r>
-        <w:rPr>
-          <w:rFonts w:ascii="Arial" w:hAnsi="Arial" w:cs="Arial"/>
-          <w:sz w:val="20"/>
-        </w:rPr>
-        <w:t xml:space="preserve"> for production issues, improving mean-time-to-diagnosis through clearer logs and reproduction steps.</w:t>
+        <w:t>Introduced basic monitoring and runbooks for production issues, improving mean-time-to-diagnosis through clearer logs and reproduction steps.</w:t>
       </w:r>
     </w:p>
     <w:p>
@@ -4650,23 +4010,13 @@
         </w:rPr>
         <w:t xml:space="preserve">Helped evolve data-heavy modules toward queue-driven processing and search-ready structures, preparing future adoption of </w:t>
       </w:r>
-      <w:proofErr w:type="spellStart"/>
-      <w:r>
-        <w:rPr>
-          <w:rStyle w:val="Strong"/>
-          <w:rFonts w:ascii="Arial" w:hAnsi="Arial" w:cs="Arial"/>
-          <w:sz w:val="20"/>
-        </w:rPr>
-        <w:t>RabbitMQ</w:t>
-      </w:r>
-      <w:proofErr w:type="spellEnd"/>
-      <w:r>
-        <w:rPr>
-          <w:rStyle w:val="Strong"/>
-          <w:rFonts w:ascii="Arial" w:hAnsi="Arial" w:cs="Arial"/>
-          <w:sz w:val="20"/>
-        </w:rPr>
-        <w:t>/Kafka</w:t>
+      <w:r>
+        <w:rPr>
+          <w:rStyle w:val="Strong"/>
+          <w:rFonts w:ascii="Arial" w:hAnsi="Arial" w:cs="Arial"/>
+          <w:sz w:val="20"/>
+        </w:rPr>
+        <w:t>RabbitMQ/Kafka</w:t>
       </w:r>
       <w:r>
         <w:rPr>
@@ -4854,23 +4204,7 @@
           <w:rFonts w:ascii="Arial" w:hAnsi="Arial" w:cs="Arial"/>
           <w:sz w:val="20"/>
         </w:rPr>
-        <w:t xml:space="preserve">, background workers, and </w:t>
-      </w:r>
-      <w:proofErr w:type="spellStart"/>
-      <w:r>
-        <w:rPr>
-          <w:rFonts w:ascii="Arial" w:hAnsi="Arial" w:cs="Arial"/>
-          <w:sz w:val="20"/>
-        </w:rPr>
-        <w:t>idempotency</w:t>
-      </w:r>
-      <w:proofErr w:type="spellEnd"/>
-      <w:r>
-        <w:rPr>
-          <w:rFonts w:ascii="Arial" w:hAnsi="Arial" w:cs="Arial"/>
-          <w:sz w:val="20"/>
-        </w:rPr>
-        <w:t xml:space="preserve"> keys to safely process high-volume partner updates without duplicate writes.</w:t>
+        <w:t>, background workers, and idempotency keys to safely process high-volume partner updates without duplicate writes.</w:t>
       </w:r>
     </w:p>
     <w:p>
@@ -4914,23 +4248,13 @@
         </w:rPr>
         <w:t xml:space="preserve">Optimized persistence paths with </w:t>
       </w:r>
-      <w:proofErr w:type="spellStart"/>
-      <w:r>
-        <w:rPr>
-          <w:rStyle w:val="Strong"/>
-          <w:rFonts w:ascii="Arial" w:hAnsi="Arial" w:cs="Arial"/>
-          <w:sz w:val="20"/>
-        </w:rPr>
-        <w:t>PostgreSQL</w:t>
-      </w:r>
-      <w:proofErr w:type="spellEnd"/>
-      <w:r>
-        <w:rPr>
-          <w:rStyle w:val="Strong"/>
-          <w:rFonts w:ascii="Arial" w:hAnsi="Arial" w:cs="Arial"/>
-          <w:sz w:val="20"/>
-        </w:rPr>
-        <w:t>/MySQL</w:t>
+      <w:r>
+        <w:rPr>
+          <w:rStyle w:val="Strong"/>
+          <w:rFonts w:ascii="Arial" w:hAnsi="Arial" w:cs="Arial"/>
+          <w:sz w:val="20"/>
+        </w:rPr>
+        <w:t>PostgreSQL/MySQL</w:t>
       </w:r>
       <w:r>
         <w:rPr>
@@ -4939,34 +4263,14 @@
         </w:rPr>
         <w:t xml:space="preserve"> indexing and selective caching patterns aligned with </w:t>
       </w:r>
-      <w:proofErr w:type="spellStart"/>
-      <w:r>
-        <w:rPr>
-          <w:rStyle w:val="Strong"/>
-          <w:rFonts w:ascii="Arial" w:hAnsi="Arial" w:cs="Arial"/>
-          <w:sz w:val="20"/>
-        </w:rPr>
-        <w:t>Redis</w:t>
-      </w:r>
-      <w:proofErr w:type="spellEnd"/>
-      <w:r>
-        <w:rPr>
-          <w:rStyle w:val="Strong"/>
-          <w:rFonts w:ascii="Arial" w:hAnsi="Arial" w:cs="Arial"/>
-          <w:sz w:val="20"/>
-        </w:rPr>
-        <w:t>/</w:t>
-      </w:r>
-      <w:proofErr w:type="spellStart"/>
-      <w:r>
-        <w:rPr>
-          <w:rStyle w:val="Strong"/>
-          <w:rFonts w:ascii="Arial" w:hAnsi="Arial" w:cs="Arial"/>
-          <w:sz w:val="20"/>
-        </w:rPr>
-        <w:t>ElastiCache</w:t>
-      </w:r>
-      <w:proofErr w:type="spellEnd"/>
+      <w:r>
+        <w:rPr>
+          <w:rStyle w:val="Strong"/>
+          <w:rFonts w:ascii="Arial" w:hAnsi="Arial" w:cs="Arial"/>
+          <w:sz w:val="20"/>
+        </w:rPr>
+        <w:t>Redis/ElastiCache</w:t>
+      </w:r>
       <w:r>
         <w:rPr>
           <w:rFonts w:ascii="Arial" w:hAnsi="Arial" w:cs="Arial"/>
@@ -5133,34 +4437,14 @@
         </w:rPr>
         <w:t xml:space="preserve">Added structured logging and correlation identifiers aligned to </w:t>
       </w:r>
-      <w:proofErr w:type="spellStart"/>
-      <w:r>
-        <w:rPr>
-          <w:rStyle w:val="Strong"/>
-          <w:rFonts w:ascii="Arial" w:hAnsi="Arial" w:cs="Arial"/>
-          <w:sz w:val="20"/>
-        </w:rPr>
-        <w:t>OpenTelemetry</w:t>
-      </w:r>
-      <w:proofErr w:type="spellEnd"/>
-      <w:r>
-        <w:rPr>
-          <w:rStyle w:val="Strong"/>
-          <w:rFonts w:ascii="Arial" w:hAnsi="Arial" w:cs="Arial"/>
-          <w:sz w:val="20"/>
-        </w:rPr>
-        <w:t>/</w:t>
-      </w:r>
-      <w:proofErr w:type="spellStart"/>
-      <w:r>
-        <w:rPr>
-          <w:rStyle w:val="Strong"/>
-          <w:rFonts w:ascii="Arial" w:hAnsi="Arial" w:cs="Arial"/>
-          <w:sz w:val="20"/>
-        </w:rPr>
-        <w:t>CloudWatch</w:t>
-      </w:r>
-      <w:proofErr w:type="spellEnd"/>
+      <w:r>
+        <w:rPr>
+          <w:rStyle w:val="Strong"/>
+          <w:rFonts w:ascii="Arial" w:hAnsi="Arial" w:cs="Arial"/>
+          <w:sz w:val="20"/>
+        </w:rPr>
+        <w:t>OpenTelemetry/CloudWatch</w:t>
+      </w:r>
       <w:r>
         <w:rPr>
           <w:rFonts w:ascii="Arial" w:hAnsi="Arial" w:cs="Arial"/>
@@ -5210,23 +4494,13 @@
         </w:rPr>
         <w:t xml:space="preserve">Implemented export-friendly data models and pipelines that prepared datasets for </w:t>
       </w:r>
-      <w:proofErr w:type="spellStart"/>
-      <w:r>
-        <w:rPr>
-          <w:rStyle w:val="Strong"/>
-          <w:rFonts w:ascii="Arial" w:hAnsi="Arial" w:cs="Arial"/>
-          <w:sz w:val="20"/>
-        </w:rPr>
-        <w:t>Elasticsearch</w:t>
-      </w:r>
-      <w:proofErr w:type="spellEnd"/>
-      <w:r>
-        <w:rPr>
-          <w:rStyle w:val="Strong"/>
-          <w:rFonts w:ascii="Arial" w:hAnsi="Arial" w:cs="Arial"/>
-          <w:sz w:val="20"/>
-        </w:rPr>
-        <w:t>/OpenSearch</w:t>
+      <w:r>
+        <w:rPr>
+          <w:rStyle w:val="Strong"/>
+          <w:rFonts w:ascii="Arial" w:hAnsi="Arial" w:cs="Arial"/>
+          <w:sz w:val="20"/>
+        </w:rPr>
+        <w:t>Elasticsearch/OpenSearch</w:t>
       </w:r>
       <w:r>
         <w:rPr>
@@ -5271,7 +4545,6 @@
         </w:rPr>
         <w:t xml:space="preserve"> and </w:t>
       </w:r>
-      <w:proofErr w:type="spellStart"/>
       <w:r>
         <w:rPr>
           <w:rStyle w:val="Strong"/>
@@ -5280,7 +4553,6 @@
         </w:rPr>
         <w:t>BigQuery</w:t>
       </w:r>
-      <w:proofErr w:type="spellEnd"/>
       <w:r>
         <w:rPr>
           <w:rFonts w:ascii="Arial" w:hAnsi="Arial" w:cs="Arial"/>
@@ -5297,8 +4569,6 @@
           <w:rFonts w:ascii="Arial" w:hAnsi="Arial" w:cs="Arial"/>
         </w:rPr>
       </w:pPr>
-      <w:bookmarkStart w:id="0" w:name="_GoBack"/>
-      <w:bookmarkEnd w:id="0"/>
     </w:p>
     <w:sectPr>
       <w:pgSz w:w="11906" w:h="16838"/>
